--- a/az/scientists/CV/Word/Mammadli_Barmanbay_Afina_CV_AZ.docx
+++ b/az/scientists/CV/Word/Mammadli_Barmanbay_Afina_CV_AZ.docx
@@ -1381,69 +1381,65 @@
           <w:sz w:val="21"/>
           <w:szCs w:val="21"/>
         </w:rPr>
-        <w:t xml:space="preserve">1. C . Ya z ı l a n ul usa l / ul us la ra ra sı k i ta pl a r v e y a k i ta pl a rda k i böl üm l er: C 1 . Y a z ı l a n ul us al / ul usl a ra rası k it a pl a r: 1. Gürcistan'dan Azerbaycan'a AĞIZ SÖZLÜĞÜ: Borçalı, Gazah, Akstafa, Tovuz, Gedebey, Şemkir, Gence (2024)., </w:t>
-      </w:r>
-      <w:r>
-        <w:rPr>
-          <w:rFonts w:ascii="Times New Roman" w:cs="Times New Roman" w:eastAsia="Times New Roman" w:hAnsi="Times New Roman"/>
-          <w:b/>
-          <w:bCs/>
-          <w:sz w:val="21"/>
-          <w:szCs w:val="21"/>
-        </w:rPr>
-        <w:t>BARMANBAY AFİNA</w:t>
-      </w:r>
-      <w:r>
-        <w:rPr>
-          <w:rFonts w:ascii="Times New Roman" w:cs="Times New Roman" w:eastAsia="Times New Roman" w:hAnsi="Times New Roman"/>
-          <w:sz w:val="21"/>
-          <w:szCs w:val="21"/>
-        </w:rPr>
-        <w:t>,SADIKLI Vasif, DBY Yayınları, Basım sayısı:1, Sayfa Sayısı 444, ISBN:978-625-6769-90-8, Türkçe(Bilimsel Kitap)</w:t>
-      </w:r>
-    </w:p>
-    <w:p>
-      <w:pPr>
-        <w:spacing w:after="80"/>
-      </w:pPr>
-      <w:r>
-        <w:rPr>
-          <w:rFonts w:ascii="Times New Roman" w:cs="Times New Roman" w:eastAsia="Times New Roman" w:hAnsi="Times New Roman"/>
-          <w:sz w:val="21"/>
-          <w:szCs w:val="21"/>
-        </w:rPr>
-        <w:t xml:space="preserve">2. 2. Azerbaycan Romantik Edebiyatında Vatan (Abbas Sehhet, Mehemmed Hadi, Abdulla Şaik) (2020)., </w:t>
-      </w:r>
-      <w:r>
-        <w:rPr>
-          <w:rFonts w:ascii="Times New Roman" w:cs="Times New Roman" w:eastAsia="Times New Roman" w:hAnsi="Times New Roman"/>
-          <w:b/>
-          <w:bCs/>
-          <w:sz w:val="21"/>
-          <w:szCs w:val="21"/>
-        </w:rPr>
-        <w:t>BARMANBAY AFİNA</w:t>
-      </w:r>
-      <w:r>
-        <w:rPr>
-          <w:rFonts w:ascii="Times New Roman" w:cs="Times New Roman" w:eastAsia="Times New Roman" w:hAnsi="Times New Roman"/>
-          <w:sz w:val="21"/>
-          <w:szCs w:val="21"/>
-        </w:rPr>
-        <w:t>, Bengü Yayınevi, Editör:Mitat Durmuş, Basım sayısı:1, Sayfa Sayısı 200, ISBN:978-605-7654-70-0, Türkçe(Bilimsel Kitap)</w:t>
-      </w:r>
-    </w:p>
-    <w:p>
-      <w:pPr>
-        <w:spacing w:after="80"/>
-      </w:pPr>
-      <w:r>
-        <w:rPr>
-          <w:rFonts w:ascii="Times New Roman" w:cs="Times New Roman" w:eastAsia="Times New Roman" w:hAnsi="Times New Roman"/>
-          <w:sz w:val="21"/>
-          <w:szCs w:val="21"/>
-        </w:rPr>
-        <w:t>3. 3. Ehmed Cavad ve Türkiye (2010)., MEMMEDLİ AFİNA, Elm ve Tehsil, Editör:Bekir Nebiyev, Basım sayısı:1, Sayfa Sayısı 167, ISBN:XXXX, Türkçe(Bilimsel Kitap)</w:t>
+        <w:t>1. C. Ya z ı l a n ul usa l / ul us la ra ra sı k i ta pl a r v e y a k i ta pl a rda k i böl üm l er: C 1. Y a z ı l a n ul us al / ul usl a ra rası k it a pl a r: 1. Gürcistan'dan Azerbaycan'a AĞIZ SÖZLÜĞÜ: Borçalı, Gazah, Akstafa, Tovuz, Gedebey, Şemkir, Gence (2024)., BARMANBAY AFİNA,SADIKLI Vasif, DBY Yayınları, Basım sayısı:1, Sayfa Sayısı 444, ISBN:978-625-6769-90-8, Türkçe(Bilimsel Kitap)</w:t>
+      </w:r>
+      <w:r>
+        <w:rPr>
+          <w:rFonts w:ascii="Times New Roman" w:cs="Times New Roman" w:eastAsia="Times New Roman" w:hAnsi="Times New Roman"/>
+          <w:b/>
+          <w:bCs/>
+          <w:sz w:val="21"/>
+          <w:szCs w:val="21"/>
+        </w:rPr>
+      </w:r>
+      <w:r>
+        <w:rPr>
+          <w:rFonts w:ascii="Times New Roman" w:cs="Times New Roman" w:eastAsia="Times New Roman" w:hAnsi="Times New Roman"/>
+          <w:sz w:val="21"/>
+          <w:szCs w:val="21"/>
+        </w:rPr>
+      </w:r>
+    </w:p>
+    <w:p>
+      <w:pPr>
+        <w:spacing w:after="80"/>
+      </w:pPr>
+      <w:r>
+        <w:rPr>
+          <w:rFonts w:ascii="Times New Roman" w:cs="Times New Roman" w:eastAsia="Times New Roman" w:hAnsi="Times New Roman"/>
+          <w:sz w:val="21"/>
+          <w:szCs w:val="21"/>
+        </w:rPr>
+        <w:t>2. Azerbaycan Romantik Edebiyatında Vatan (Abbas Sehhet, Mehemmed Hadi, Abdulla Şaik) (2020)., BARMANBAY AFİNA, Bengü Yayınevi, Editör:Mitat Durmuş, Basım sayısı:1, Sayfa Sayısı 200, ISBN:978-605-7654-70-0, Türkçe(Bilimsel Kitap)</w:t>
+      </w:r>
+      <w:r>
+        <w:rPr>
+          <w:rFonts w:ascii="Times New Roman" w:cs="Times New Roman" w:eastAsia="Times New Roman" w:hAnsi="Times New Roman"/>
+          <w:b/>
+          <w:bCs/>
+          <w:sz w:val="21"/>
+          <w:szCs w:val="21"/>
+        </w:rPr>
+      </w:r>
+      <w:r>
+        <w:rPr>
+          <w:rFonts w:ascii="Times New Roman" w:cs="Times New Roman" w:eastAsia="Times New Roman" w:hAnsi="Times New Roman"/>
+          <w:sz w:val="21"/>
+          <w:szCs w:val="21"/>
+        </w:rPr>
+      </w:r>
+    </w:p>
+    <w:p>
+      <w:pPr>
+        <w:spacing w:after="80"/>
+      </w:pPr>
+      <w:r>
+        <w:rPr>
+          <w:rFonts w:ascii="Times New Roman" w:cs="Times New Roman" w:eastAsia="Times New Roman" w:hAnsi="Times New Roman"/>
+          <w:sz w:val="21"/>
+          <w:szCs w:val="21"/>
+        </w:rPr>
+        <w:t>3. Ehmed Cavad ve Türkiye (2010)., MEMMEDLİ AFİNA, Elm ve Tehsil, Editör:Bekir Nebiyev, Basım sayısı:1, Sayfa Sayısı 167, ISBN:XXXX, Türkçe(Bilimsel Kitap)</w:t>
       </w:r>
     </w:p>
     <w:p>
@@ -1487,7 +1483,36 @@
           <w:sz w:val="21"/>
           <w:szCs w:val="21"/>
         </w:rPr>
-        <w:t xml:space="preserve">1. 9. TÜRK DÜNYASI ŞİİR ANTOLOJİSİ AZERBAYCAN ŞİİRİ , Bölüm adı:(Mehemmed Hadi) (2023)., </w:t>
+        <w:t>1. TÜRK DÜNYASI ŞİİR ANTOLOJİSİ AZERBAYCAN ŞİİRİ, Bölüm adı:(Mehemmed Hadi) (2023)., BARMANBAY AFİNA, Türk Dil Kurumu Yayınları, Editör:Prof. Dr. Erdoğan UYGUR &amp;amp; Prof. Dr. İsmet ÇETİN, Basım sayısı:1, Sayfa Sayısı 18, ISBN:978-975-17-5658-9, Türkçe(Bilimsel Kitap)</w:t>
+      </w:r>
+      <w:r>
+        <w:rPr>
+          <w:rFonts w:ascii="Times New Roman" w:cs="Times New Roman" w:eastAsia="Times New Roman" w:hAnsi="Times New Roman"/>
+          <w:b/>
+          <w:bCs/>
+          <w:sz w:val="21"/>
+          <w:szCs w:val="21"/>
+        </w:rPr>
+      </w:r>
+      <w:r>
+        <w:rPr>
+          <w:rFonts w:ascii="Times New Roman" w:cs="Times New Roman" w:eastAsia="Times New Roman" w:hAnsi="Times New Roman"/>
+          <w:sz w:val="21"/>
+          <w:szCs w:val="21"/>
+        </w:rPr>
+      </w:r>
+    </w:p>
+    <w:p>
+      <w:pPr>
+        <w:spacing w:after="80"/>
+      </w:pPr>
+      <w:r>
+        <w:rPr>
+          <w:rFonts w:ascii="Times New Roman" w:cs="Times New Roman" w:eastAsia="Times New Roman" w:hAnsi="Times New Roman"/>
+          <w:sz w:val="21"/>
+          <w:szCs w:val="21"/>
+        </w:rPr>
+        <w:t xml:space="preserve">2. TÜRK DÜNYASI ŞİİR ANTOLOJİSİ AZERBAYCAN ŞİİRİ, Bölüm adı:(Nigâr Refibeyli) (2023)., </w:t>
       </w:r>
       <w:r>
         <w:rPr>
@@ -1505,20 +1530,20 @@
           <w:sz w:val="21"/>
           <w:szCs w:val="21"/>
         </w:rPr>
-        <w:t>, Türk Dil Kurumu Yayınları, Editör:Prof. Dr. Erdoğan UYGUR &amp;amp; Prof. Dr. İsmet ÇETİN, Basım sayısı:1, Sayfa Sayısı 18, ISBN:978-975-17-5658-9, Türkçe(Bilimsel Kitap)</w:t>
-      </w:r>
-    </w:p>
-    <w:p>
-      <w:pPr>
-        <w:spacing w:after="80"/>
-      </w:pPr>
-      <w:r>
-        <w:rPr>
-          <w:rFonts w:ascii="Times New Roman" w:cs="Times New Roman" w:eastAsia="Times New Roman" w:hAnsi="Times New Roman"/>
-          <w:sz w:val="21"/>
-          <w:szCs w:val="21"/>
-        </w:rPr>
-        <w:t xml:space="preserve">2. TÜRK DÜNYASI ŞİİR ANTOLOJİSİ AZERBAYCAN ŞİİRİ, Bölüm adı:(Nigâr Refibeyli) (2023)., </w:t>
+        <w:t>, Türk Dil Kurumu Yayınları, Editör:Prof. Dr. Erdoğan UYGUR &amp;amp; Prof. Dr. İsmet ÇETİN, Basım sayısı:1, Sayfa Sayısı 16, ISBN:978-975-17-5658-9, Türkçe(Bilimsel Kitap)</w:t>
+      </w:r>
+    </w:p>
+    <w:p>
+      <w:pPr>
+        <w:spacing w:after="80"/>
+      </w:pPr>
+      <w:r>
+        <w:rPr>
+          <w:rFonts w:ascii="Times New Roman" w:cs="Times New Roman" w:eastAsia="Times New Roman" w:hAnsi="Times New Roman"/>
+          <w:sz w:val="21"/>
+          <w:szCs w:val="21"/>
+        </w:rPr>
+        <w:t xml:space="preserve">3. Mehmet İsmail Armağanı, Bölüm adı:(Abdulla Şaikin "Vatan" Piyesinde Vatan İdeali) (2022)., </w:t>
       </w:r>
       <w:r>
         <w:rPr>
@@ -1536,20 +1561,20 @@
           <w:sz w:val="21"/>
           <w:szCs w:val="21"/>
         </w:rPr>
-        <w:t>, Türk Dil Kurumu Yayınları, Editör:Prof. Dr. Erdoğan UYGUR &amp;amp; Prof. Dr. İsmet ÇETİN, Basım sayısı:1, Sayfa Sayısı 16, ISBN:978-975-17-5658-9, Türkçe(Bilimsel Kitap)</w:t>
-      </w:r>
-    </w:p>
-    <w:p>
-      <w:pPr>
-        <w:spacing w:after="80"/>
-      </w:pPr>
-      <w:r>
-        <w:rPr>
-          <w:rFonts w:ascii="Times New Roman" w:cs="Times New Roman" w:eastAsia="Times New Roman" w:hAnsi="Times New Roman"/>
-          <w:sz w:val="21"/>
-          <w:szCs w:val="21"/>
-        </w:rPr>
-        <w:t xml:space="preserve">3. Mehmet İsmail Armağanı, Bölüm adı:(Abdulla Şaikin "Vatan" Piyesinde Vatan İdeali) (2022)., </w:t>
+        <w:t>, Paradigma Akademi, Editör:Ayfer Aytaç, Basım sayısı:1, Sayfa Sayısı 9, ISBN:978-625-8187-20-5, Türkçe(Bilimsel Kitap)</w:t>
+      </w:r>
+    </w:p>
+    <w:p>
+      <w:pPr>
+        <w:spacing w:after="80"/>
+      </w:pPr>
+      <w:r>
+        <w:rPr>
+          <w:rFonts w:ascii="Times New Roman" w:cs="Times New Roman" w:eastAsia="Times New Roman" w:hAnsi="Times New Roman"/>
+          <w:sz w:val="21"/>
+          <w:szCs w:val="21"/>
+        </w:rPr>
+        <w:t xml:space="preserve">4. Savaş Faslı. Firuz Mustafa., Bölüm adı:(Katiller) (2021)., </w:t>
       </w:r>
       <w:r>
         <w:rPr>
@@ -1567,20 +1592,20 @@
           <w:sz w:val="21"/>
           <w:szCs w:val="21"/>
         </w:rPr>
-        <w:t>, Paradigma Akademi, Editör:Ayfer Aytaç, Basım sayısı:1, Sayfa Sayısı 9, ISBN:978-625-8187-20-5, Türkçe(Bilimsel Kitap)</w:t>
-      </w:r>
-    </w:p>
-    <w:p>
-      <w:pPr>
-        <w:spacing w:after="80"/>
-      </w:pPr>
-      <w:r>
-        <w:rPr>
-          <w:rFonts w:ascii="Times New Roman" w:cs="Times New Roman" w:eastAsia="Times New Roman" w:hAnsi="Times New Roman"/>
-          <w:sz w:val="21"/>
-          <w:szCs w:val="21"/>
-        </w:rPr>
-        <w:t xml:space="preserve">4. Savaş Faslı. Firuz Mustafa., Bölüm adı:(Katiller) (2021)., </w:t>
+        <w:t>, Green Print House, Basım sayısı:1, Sayfa Sayısı 250, ISBN:978-9952-37-245-8, Türkçe(Kitap Tercümesi)</w:t>
+      </w:r>
+    </w:p>
+    <w:p>
+      <w:pPr>
+        <w:spacing w:after="80"/>
+      </w:pPr>
+      <w:r>
+        <w:rPr>
+          <w:rFonts w:ascii="Times New Roman" w:cs="Times New Roman" w:eastAsia="Times New Roman" w:hAnsi="Times New Roman"/>
+          <w:sz w:val="21"/>
+          <w:szCs w:val="21"/>
+        </w:rPr>
+        <w:t xml:space="preserve">5. Türk Dünyasına Adanmış Bir Ömür: Prof. Dr. Juliboy Eltazarov Armağanı, Bölüm adı:(Abdulla Şaik'in "Aras'tan Turan'a" Eserinde Kızıl Elma Ülküsü) (2021)., </w:t>
       </w:r>
       <w:r>
         <w:rPr>
@@ -1598,20 +1623,20 @@
           <w:sz w:val="21"/>
           <w:szCs w:val="21"/>
         </w:rPr>
-        <w:t>, Green Print House, Basım sayısı:1, Sayfa Sayısı 250, ISBN:978-9952-37-245-8, Türkçe(Kitap Tercümesi)</w:t>
-      </w:r>
-    </w:p>
-    <w:p>
-      <w:pPr>
-        <w:spacing w:after="80"/>
-      </w:pPr>
-      <w:r>
-        <w:rPr>
-          <w:rFonts w:ascii="Times New Roman" w:cs="Times New Roman" w:eastAsia="Times New Roman" w:hAnsi="Times New Roman"/>
-          <w:sz w:val="21"/>
-          <w:szCs w:val="21"/>
-        </w:rPr>
-        <w:t xml:space="preserve">5. Türk Dünyasına Adanmış Bir Ömür: Prof. Dr. Juliboy Eltazarov Armağanı, Bölüm adı:(Abdulla Şaik'in "Aras'tan Turan'a" Eserinde Kızıl Elma Ülküsü) (2021)., </w:t>
+        <w:t>, İpak Yo'li, Basım sayısı:1, Sayfa Sayısı 237, ISBN:yok, Türkçe(Bilimsel Kitap)</w:t>
+      </w:r>
+    </w:p>
+    <w:p>
+      <w:pPr>
+        <w:spacing w:after="80"/>
+      </w:pPr>
+      <w:r>
+        <w:rPr>
+          <w:rFonts w:ascii="Times New Roman" w:cs="Times New Roman" w:eastAsia="Times New Roman" w:hAnsi="Times New Roman"/>
+          <w:sz w:val="21"/>
+          <w:szCs w:val="21"/>
+        </w:rPr>
+        <w:t xml:space="preserve">6. 6431699) Dil, Edebiyat ve Eğitim Çalışmaları, Bölüm adı:(“Çırpınırdı Gara Deniz” Şairi Ehmed Cavadın Eserlerinde Balkan ve Birinci Dünya Savaşı) (2020)., </w:t>
       </w:r>
       <w:r>
         <w:rPr>
@@ -1629,20 +1654,20 @@
           <w:sz w:val="21"/>
           <w:szCs w:val="21"/>
         </w:rPr>
-        <w:t>, İpak Yo'li, Basım sayısı:1, Sayfa Sayısı 237, ISBN:yok, Türkçe(Bilimsel Kitap)</w:t>
-      </w:r>
-    </w:p>
-    <w:p>
-      <w:pPr>
-        <w:spacing w:after="80"/>
-      </w:pPr>
-      <w:r>
-        <w:rPr>
-          <w:rFonts w:ascii="Times New Roman" w:cs="Times New Roman" w:eastAsia="Times New Roman" w:hAnsi="Times New Roman"/>
-          <w:sz w:val="21"/>
-          <w:szCs w:val="21"/>
-        </w:rPr>
-        <w:t xml:space="preserve">6. 6431699) Dil, Edebiyat ve Eğitim Çalışmaları, Bölüm adı:(“Çırpınırdı Gara Deniz” Şairi Ehmed Cavadın Eserlerinde Balkan ve Birinci Dünya Savaşı) (2020)., </w:t>
+        <w:t>, Sonçağ Yayıncılık, Editör:İlkin Gulusoy, Basım sayısı:1, Sayfa Sayısı 231, ISBN:978-625-7918-18-3, Türkçe(Bilimsel Kitap)</w:t>
+      </w:r>
+    </w:p>
+    <w:p>
+      <w:pPr>
+        <w:spacing w:after="80"/>
+      </w:pPr>
+      <w:r>
+        <w:rPr>
+          <w:rFonts w:ascii="Times New Roman" w:cs="Times New Roman" w:eastAsia="Times New Roman" w:hAnsi="Times New Roman"/>
+          <w:sz w:val="21"/>
+          <w:szCs w:val="21"/>
+        </w:rPr>
+        <w:t xml:space="preserve">7. Sosyal Bilimler Alanında Akademik Araştırmalar, Bölüm adı:(Gurbet Şairi Ağabeyim Ağa Ağabacı ve Vatan Bağı) (2020)., </w:t>
       </w:r>
       <w:r>
         <w:rPr>
@@ -1660,37 +1685,6 @@
           <w:sz w:val="21"/>
           <w:szCs w:val="21"/>
         </w:rPr>
-        <w:t>, Sonçağ Yayıncılık, Editör:İlkin Gulusoy, Basım sayısı:1, Sayfa Sayısı 231, ISBN:978-625-7918-18-3, Türkçe(Bilimsel Kitap)</w:t>
-      </w:r>
-    </w:p>
-    <w:p>
-      <w:pPr>
-        <w:spacing w:after="80"/>
-      </w:pPr>
-      <w:r>
-        <w:rPr>
-          <w:rFonts w:ascii="Times New Roman" w:cs="Times New Roman" w:eastAsia="Times New Roman" w:hAnsi="Times New Roman"/>
-          <w:sz w:val="21"/>
-          <w:szCs w:val="21"/>
-        </w:rPr>
-        <w:t xml:space="preserve">7. Sosyal Bilimler Alanında Akademik Araştırmalar, Bölüm adı:(Gurbet Şairi Ağabeyim Ağa Ağabacı ve Vatan Bağı) (2020)., </w:t>
-      </w:r>
-      <w:r>
-        <w:rPr>
-          <w:rFonts w:ascii="Times New Roman" w:cs="Times New Roman" w:eastAsia="Times New Roman" w:hAnsi="Times New Roman"/>
-          <w:b/>
-          <w:bCs/>
-          <w:sz w:val="21"/>
-          <w:szCs w:val="21"/>
-        </w:rPr>
-        <w:t>BARMANBAY AFİNA</w:t>
-      </w:r>
-      <w:r>
-        <w:rPr>
-          <w:rFonts w:ascii="Times New Roman" w:cs="Times New Roman" w:eastAsia="Times New Roman" w:hAnsi="Times New Roman"/>
-          <w:sz w:val="21"/>
-          <w:szCs w:val="21"/>
-        </w:rPr>
         <w:t>, Duvar Yayınları, Editör:Dursun BALKAN, Basım sayısı:1, ISBN:978-625-7767-65-1, Türkçe(Bilimsel Kitap)</w:t>
       </w:r>
     </w:p>
@@ -1704,25 +1698,23 @@
           <w:sz w:val="21"/>
           <w:szCs w:val="21"/>
         </w:rPr>
-        <w:t xml:space="preserve">8. 10. 11. Filoloji Alanında Yeni Ufuklar, Bölüm adı:(Hüseyin Cavid’in Topal Teymur Piyesinde Emir Timur Karakteri) (2019)., </w:t>
-      </w:r>
-      <w:r>
-        <w:rPr>
-          <w:rFonts w:ascii="Times New Roman" w:cs="Times New Roman" w:eastAsia="Times New Roman" w:hAnsi="Times New Roman"/>
-          <w:b/>
-          <w:bCs/>
-          <w:sz w:val="21"/>
-          <w:szCs w:val="21"/>
-        </w:rPr>
-        <w:t>BARMANBAY AFİNA</w:t>
-      </w:r>
-      <w:r>
-        <w:rPr>
-          <w:rFonts w:ascii="Times New Roman" w:cs="Times New Roman" w:eastAsia="Times New Roman" w:hAnsi="Times New Roman"/>
-          <w:sz w:val="21"/>
-          <w:szCs w:val="21"/>
-        </w:rPr>
-        <w:t>, Gece Akademi, Editör:Mehmet C em ODACIOĞLU, Basım sayısı:1, Sayfa Sayısı 19, ISBN:978-605-7749-09-3, Türkçe(Bilimsel Kitap)</w:t>
+        <w:t>8. Filoloji Alanında Yeni Ufuklar, Bölüm adı:(Hüseyin Cavid’in Topal Teymur Piyesinde Emir Timur Karakteri) (2019)., BARMANBAY AFİNA, Gece Akademi, Editör:Mehmet C em ODACIOĞLU, Basım sayısı:1, Sayfa Sayısı 19, ISBN:978-605-7749-09-3, Türkçe(Bilimsel Kitap)</w:t>
+      </w:r>
+      <w:r>
+        <w:rPr>
+          <w:rFonts w:ascii="Times New Roman" w:cs="Times New Roman" w:eastAsia="Times New Roman" w:hAnsi="Times New Roman"/>
+          <w:b/>
+          <w:bCs/>
+          <w:sz w:val="21"/>
+          <w:szCs w:val="21"/>
+        </w:rPr>
+      </w:r>
+      <w:r>
+        <w:rPr>
+          <w:rFonts w:ascii="Times New Roman" w:cs="Times New Roman" w:eastAsia="Times New Roman" w:hAnsi="Times New Roman"/>
+          <w:sz w:val="21"/>
+          <w:szCs w:val="21"/>
+        </w:rPr>
       </w:r>
     </w:p>
     <w:p>
@@ -1815,387 +1807,365 @@
           <w:sz w:val="21"/>
           <w:szCs w:val="21"/>
         </w:rPr>
-        <w:t xml:space="preserve">2. 3. </w:t>
-      </w:r>
-      <w:r>
-        <w:rPr>
-          <w:rFonts w:ascii="Times New Roman" w:cs="Times New Roman" w:eastAsia="Times New Roman" w:hAnsi="Times New Roman"/>
-          <w:b/>
-          <w:bCs/>
-          <w:sz w:val="21"/>
-          <w:szCs w:val="21"/>
-        </w:rPr>
-        <w:t>BARMANBAY AFİNA</w:t>
-      </w:r>
-      <w:r>
-        <w:rPr>
-          <w:rFonts w:ascii="Times New Roman" w:cs="Times New Roman" w:eastAsia="Times New Roman" w:hAnsi="Times New Roman"/>
-          <w:sz w:val="21"/>
-          <w:szCs w:val="21"/>
-        </w:rPr>
-        <w:t xml:space="preserve"> (2022). Abdurrahman Ağa Dilbazoğlu ve Gence Hanlığı’nın İşgaline Dair Şiirleri. Türk Dünyası Dil ve Edebiyat Dergisi(53), 133-186., Doi: 10.24155/tdk.2022.200</w:t>
-      </w:r>
-    </w:p>
-    <w:p>
-      <w:pPr>
-        <w:spacing w:after="80"/>
-      </w:pPr>
-      <w:r>
-        <w:rPr>
-          <w:rFonts w:ascii="Times New Roman" w:cs="Times New Roman" w:eastAsia="Times New Roman" w:hAnsi="Times New Roman"/>
-          <w:sz w:val="21"/>
-          <w:szCs w:val="21"/>
-        </w:rPr>
-        <w:t xml:space="preserve">3. 4. </w:t>
-      </w:r>
-      <w:r>
-        <w:rPr>
-          <w:rFonts w:ascii="Times New Roman" w:cs="Times New Roman" w:eastAsia="Times New Roman" w:hAnsi="Times New Roman"/>
-          <w:b/>
-          <w:bCs/>
-          <w:sz w:val="21"/>
-          <w:szCs w:val="21"/>
-        </w:rPr>
-        <w:t>BARMANBAY AFİNA</w:t>
-      </w:r>
-      <w:r>
-        <w:rPr>
-          <w:rFonts w:ascii="Times New Roman" w:cs="Times New Roman" w:eastAsia="Times New Roman" w:hAnsi="Times New Roman"/>
-          <w:sz w:val="21"/>
-          <w:szCs w:val="21"/>
-        </w:rPr>
-        <w:t xml:space="preserve"> (2022). Ehmed Cavad ve Türk Dünyası. Türkologiya(1), 125-137.</w:t>
-      </w:r>
-    </w:p>
-    <w:p>
-      <w:pPr>
-        <w:spacing w:after="80"/>
-      </w:pPr>
-      <w:r>
-        <w:rPr>
-          <w:rFonts w:ascii="Times New Roman" w:cs="Times New Roman" w:eastAsia="Times New Roman" w:hAnsi="Times New Roman"/>
-          <w:sz w:val="21"/>
-          <w:szCs w:val="21"/>
-        </w:rPr>
-        <w:t xml:space="preserve">4. 5. </w:t>
-      </w:r>
-      <w:r>
-        <w:rPr>
-          <w:rFonts w:ascii="Times New Roman" w:cs="Times New Roman" w:eastAsia="Times New Roman" w:hAnsi="Times New Roman"/>
-          <w:b/>
-          <w:bCs/>
-          <w:sz w:val="21"/>
-          <w:szCs w:val="21"/>
-        </w:rPr>
-        <w:t>BARMANBAY AFİNA</w:t>
-      </w:r>
-      <w:r>
-        <w:rPr>
-          <w:rFonts w:ascii="Times New Roman" w:cs="Times New Roman" w:eastAsia="Times New Roman" w:hAnsi="Times New Roman"/>
-          <w:sz w:val="21"/>
-          <w:szCs w:val="21"/>
-        </w:rPr>
-        <w:t xml:space="preserve"> (2021). Alfred de Musset’in “Mayıs Gecesi” Şiirinin Abbas Sehhet Sanatına Etkisi. INTERNATIONAL JOURNAL OF SOCIAL, HUMANITIES AND ADMINISTRATIVE SCIENCES, 7(45), 2151-2157.</w:t>
-      </w:r>
-    </w:p>
-    <w:p>
-      <w:pPr>
-        <w:spacing w:after="80"/>
-      </w:pPr>
-      <w:r>
-        <w:rPr>
-          <w:rFonts w:ascii="Times New Roman" w:cs="Times New Roman" w:eastAsia="Times New Roman" w:hAnsi="Times New Roman"/>
-          <w:sz w:val="21"/>
-          <w:szCs w:val="21"/>
-        </w:rPr>
-        <w:t xml:space="preserve">5. 6. </w:t>
-      </w:r>
-      <w:r>
-        <w:rPr>
-          <w:rFonts w:ascii="Times New Roman" w:cs="Times New Roman" w:eastAsia="Times New Roman" w:hAnsi="Times New Roman"/>
-          <w:b/>
-          <w:bCs/>
-          <w:sz w:val="21"/>
-          <w:szCs w:val="21"/>
-        </w:rPr>
-        <w:t>BARMANBAY AFİNA</w:t>
-      </w:r>
-      <w:r>
-        <w:rPr>
-          <w:rFonts w:ascii="Times New Roman" w:cs="Times New Roman" w:eastAsia="Times New Roman" w:hAnsi="Times New Roman"/>
-          <w:sz w:val="21"/>
-          <w:szCs w:val="21"/>
-        </w:rPr>
-        <w:t xml:space="preserve"> (2021). Celil Memmedguluzâde'nin "Kamança" Piyesinde Savaş, Şeref ve Hümanizm Meseleleri. Akademik Tarih ve Dusunce Dergisi, 8(3), 44-56., Doi: 10.46868/atdd.163</w:t>
-      </w:r>
-    </w:p>
-    <w:p>
-      <w:pPr>
-        <w:spacing w:after="80"/>
-      </w:pPr>
-      <w:r>
-        <w:rPr>
-          <w:rFonts w:ascii="Times New Roman" w:cs="Times New Roman" w:eastAsia="Times New Roman" w:hAnsi="Times New Roman"/>
-          <w:sz w:val="21"/>
-          <w:szCs w:val="21"/>
-        </w:rPr>
-        <w:t xml:space="preserve">6. 7. </w:t>
-      </w:r>
-      <w:r>
-        <w:rPr>
-          <w:rFonts w:ascii="Times New Roman" w:cs="Times New Roman" w:eastAsia="Times New Roman" w:hAnsi="Times New Roman"/>
-          <w:b/>
-          <w:bCs/>
-          <w:sz w:val="21"/>
-          <w:szCs w:val="21"/>
-        </w:rPr>
-        <w:t>BARMANBAY AFİNA</w:t>
-      </w:r>
-      <w:r>
-        <w:rPr>
-          <w:rFonts w:ascii="Times New Roman" w:cs="Times New Roman" w:eastAsia="Times New Roman" w:hAnsi="Times New Roman"/>
-          <w:sz w:val="21"/>
-          <w:szCs w:val="21"/>
-        </w:rPr>
-        <w:t xml:space="preserve"> (2020). Vidadi, Vagif ve Zakir’in Turnalar Şiirleri Üzerine Bir İnceleme. Motif Akademi Halkbilimi Dergisi, 13(31), 1141-1155.</w:t>
-      </w:r>
-    </w:p>
-    <w:p>
-      <w:pPr>
-        <w:spacing w:after="80"/>
-      </w:pPr>
-      <w:r>
-        <w:rPr>
-          <w:rFonts w:ascii="Times New Roman" w:cs="Times New Roman" w:eastAsia="Times New Roman" w:hAnsi="Times New Roman"/>
-          <w:sz w:val="21"/>
-          <w:szCs w:val="21"/>
-        </w:rPr>
-        <w:t xml:space="preserve">7. 8. </w:t>
-      </w:r>
-      <w:r>
-        <w:rPr>
-          <w:rFonts w:ascii="Times New Roman" w:cs="Times New Roman" w:eastAsia="Times New Roman" w:hAnsi="Times New Roman"/>
-          <w:b/>
-          <w:bCs/>
-          <w:sz w:val="21"/>
-          <w:szCs w:val="21"/>
-        </w:rPr>
-        <w:t>BARMANBAY AFİNA</w:t>
-      </w:r>
-      <w:r>
-        <w:rPr>
-          <w:rFonts w:ascii="Times New Roman" w:cs="Times New Roman" w:eastAsia="Times New Roman" w:hAnsi="Times New Roman"/>
-          <w:sz w:val="21"/>
-          <w:szCs w:val="21"/>
-        </w:rPr>
-        <w:t xml:space="preserve"> (2020). Celil Memmedguluzade’nin Hayatı ve Mücadelesi. Atatürk Üniversitesi Türkiyat Araştırmaları Enstitüsü Dergisi(68), 197-212.</w:t>
-      </w:r>
-    </w:p>
-    <w:p>
-      <w:pPr>
-        <w:spacing w:after="80"/>
-      </w:pPr>
-      <w:r>
-        <w:rPr>
-          <w:rFonts w:ascii="Times New Roman" w:cs="Times New Roman" w:eastAsia="Times New Roman" w:hAnsi="Times New Roman"/>
-          <w:sz w:val="21"/>
-          <w:szCs w:val="21"/>
-        </w:rPr>
-        <w:t xml:space="preserve">8. 9. </w:t>
-      </w:r>
-      <w:r>
-        <w:rPr>
-          <w:rFonts w:ascii="Times New Roman" w:cs="Times New Roman" w:eastAsia="Times New Roman" w:hAnsi="Times New Roman"/>
-          <w:b/>
-          <w:bCs/>
-          <w:sz w:val="21"/>
-          <w:szCs w:val="21"/>
-        </w:rPr>
-        <w:t>BARMANBAY AFİNA</w:t>
-      </w:r>
-      <w:r>
-        <w:rPr>
-          <w:rFonts w:ascii="Times New Roman" w:cs="Times New Roman" w:eastAsia="Times New Roman" w:hAnsi="Times New Roman"/>
-          <w:sz w:val="21"/>
-          <w:szCs w:val="21"/>
-        </w:rPr>
-        <w:t xml:space="preserve"> (2019). Doğumunun 150. Yılı Anısına: Celil Memmedguluzade’nin Anamın Kitabı Piyesinde Azerbaycan İdeali. Türk Dünyası Dil ve Edebiyat Dergisi(48), 83-114., Doi: 10.24155/tdk.2019.112</w:t>
-      </w:r>
-    </w:p>
-    <w:p>
-      <w:pPr>
-        <w:spacing w:after="80"/>
-      </w:pPr>
-      <w:r>
-        <w:rPr>
-          <w:rFonts w:ascii="Times New Roman" w:cs="Times New Roman" w:eastAsia="Times New Roman" w:hAnsi="Times New Roman"/>
-          <w:sz w:val="21"/>
-          <w:szCs w:val="21"/>
-        </w:rPr>
-        <w:t xml:space="preserve">9. 17.02.2017, Hocalı Katliamının 25.Yıldönümü Dolayısıyla Düzenlenen SESİMİZE S E S VERENLER adlı ULUSLARARASI ŞİİR YAZMA YARIŞMASI , (No: 199921) D i ğ e r Ya yı nl a r 1. MEMMEDLİ </w:t>
-      </w:r>
-      <w:r>
-        <w:rPr>
-          <w:rFonts w:ascii="Times New Roman" w:cs="Times New Roman" w:eastAsia="Times New Roman" w:hAnsi="Times New Roman"/>
-          <w:b/>
-          <w:bCs/>
-          <w:sz w:val="21"/>
-          <w:szCs w:val="21"/>
-        </w:rPr>
-        <w:t>BARMANBAY AFİNA</w:t>
-      </w:r>
-      <w:r>
-        <w:rPr>
-          <w:rFonts w:ascii="Times New Roman" w:cs="Times New Roman" w:eastAsia="Times New Roman" w:hAnsi="Times New Roman"/>
-          <w:sz w:val="21"/>
-          <w:szCs w:val="21"/>
-        </w:rPr>
-        <w:t xml:space="preserve"> (2017). Azerbaycan Yurt Bilgisi Dergisinde (1932-1934) Asiklar Üzerine Araştırma. Folklor ve Etnografya(1), 95-102. (Ulusal) (Hakemsiz) (MAKALE Özgün Makale)</w:t>
-      </w:r>
-    </w:p>
-    <w:p>
-      <w:pPr>
-        <w:spacing w:after="80"/>
-      </w:pPr>
-      <w:r>
-        <w:rPr>
-          <w:rFonts w:ascii="Times New Roman" w:cs="Times New Roman" w:eastAsia="Times New Roman" w:hAnsi="Times New Roman"/>
-          <w:sz w:val="21"/>
-          <w:szCs w:val="21"/>
-        </w:rPr>
-        <w:t xml:space="preserve">10. Kitap Kritiği, </w:t>
-      </w:r>
-      <w:r>
-        <w:rPr>
-          <w:rFonts w:ascii="Times New Roman" w:cs="Times New Roman" w:eastAsia="Times New Roman" w:hAnsi="Times New Roman"/>
-          <w:b/>
-          <w:bCs/>
-          <w:sz w:val="21"/>
-          <w:szCs w:val="21"/>
-        </w:rPr>
-        <w:t>BARMANBAY AFİNA</w:t>
-      </w:r>
-      <w:r>
-        <w:rPr>
-          <w:rFonts w:ascii="Times New Roman" w:cs="Times New Roman" w:eastAsia="Times New Roman" w:hAnsi="Times New Roman"/>
-          <w:sz w:val="21"/>
-          <w:szCs w:val="21"/>
-        </w:rPr>
-        <w:t xml:space="preserve"> (2024). Cengiz Aytmatov Fenomeni ve Azerbaycan, Mehman Hasanlı. Turkuaz Uluslararası Türk Dünyası Bilimsel Araştırmalar Dergisi, 5(1), 60-64., Doi: T e k n i k N ot, V a k a T a k di m i , A ra ş t ı r m a no t u vb. 10.54970/turkuaz.1474604</w:t>
-      </w:r>
-    </w:p>
-    <w:p>
-      <w:pPr>
-        <w:spacing w:after="80"/>
-      </w:pPr>
-      <w:r>
-        <w:rPr>
-          <w:rFonts w:ascii="Times New Roman" w:cs="Times New Roman" w:eastAsia="Times New Roman" w:hAnsi="Times New Roman"/>
-          <w:sz w:val="21"/>
-          <w:szCs w:val="21"/>
-        </w:rPr>
-        <w:t xml:space="preserve">11. 2. Yorum, </w:t>
-      </w:r>
-      <w:r>
-        <w:rPr>
-          <w:rFonts w:ascii="Times New Roman" w:cs="Times New Roman" w:eastAsia="Times New Roman" w:hAnsi="Times New Roman"/>
-          <w:b/>
-          <w:bCs/>
-          <w:sz w:val="21"/>
-          <w:szCs w:val="21"/>
-        </w:rPr>
-        <w:t>BARMANBAY AFİNA</w:t>
-      </w:r>
-      <w:r>
-        <w:rPr>
-          <w:rFonts w:ascii="Times New Roman" w:cs="Times New Roman" w:eastAsia="Times New Roman" w:hAnsi="Times New Roman"/>
-          <w:sz w:val="21"/>
-          <w:szCs w:val="21"/>
-        </w:rPr>
-        <w:t xml:space="preserve"> (2019). Türklük Duygu ve Düşüncelerinin Tercümanı ”Bizim Ahıska” ve Bizim Yunus Zeyrek. Bizim Ahıska, 15(54-55), 12-12.</w:t>
-      </w:r>
-    </w:p>
-    <w:p>
-      <w:pPr>
-        <w:spacing w:after="80"/>
-      </w:pPr>
-      <w:r>
-        <w:rPr>
-          <w:rFonts w:ascii="Times New Roman" w:cs="Times New Roman" w:eastAsia="Times New Roman" w:hAnsi="Times New Roman"/>
-          <w:sz w:val="21"/>
-          <w:szCs w:val="21"/>
-        </w:rPr>
-        <w:t xml:space="preserve">12. 3. Kısa Makale, </w:t>
-      </w:r>
-      <w:r>
-        <w:rPr>
-          <w:rFonts w:ascii="Times New Roman" w:cs="Times New Roman" w:eastAsia="Times New Roman" w:hAnsi="Times New Roman"/>
-          <w:b/>
-          <w:bCs/>
-          <w:sz w:val="21"/>
-          <w:szCs w:val="21"/>
-        </w:rPr>
-        <w:t>BARMANBAY AFİNA</w:t>
-      </w:r>
-      <w:r>
-        <w:rPr>
-          <w:rFonts w:ascii="Times New Roman" w:cs="Times New Roman" w:eastAsia="Times New Roman" w:hAnsi="Times New Roman"/>
-          <w:sz w:val="21"/>
-          <w:szCs w:val="21"/>
-        </w:rPr>
-        <w:t xml:space="preserve"> (2017). Doğumunun 125, Vefatının 80. Yılında Ahmet Cevat. Bizim Ahıska, 13(47), 25-26.</w:t>
-      </w:r>
-    </w:p>
-    <w:p>
-      <w:pPr>
-        <w:spacing w:after="80"/>
-      </w:pPr>
-      <w:r>
-        <w:rPr>
-          <w:rFonts w:ascii="Times New Roman" w:cs="Times New Roman" w:eastAsia="Times New Roman" w:hAnsi="Times New Roman"/>
-          <w:sz w:val="21"/>
-          <w:szCs w:val="21"/>
-        </w:rPr>
-        <w:t>13. 4. Kısa Makale, MEMMEDOVA SARAÇLI AFİNA (2010). Azerbaycan Milli İstiklal Şairi Ahmed Cavad ve Acara. Bizim Ahıska, 6(18), 29-30.</w:t>
-      </w:r>
-    </w:p>
-    <w:p>
-      <w:pPr>
-        <w:spacing w:after="80"/>
-      </w:pPr>
-      <w:r>
-        <w:rPr>
-          <w:rFonts w:ascii="Times New Roman" w:cs="Times New Roman" w:eastAsia="Times New Roman" w:hAnsi="Times New Roman"/>
-          <w:sz w:val="21"/>
-          <w:szCs w:val="21"/>
-        </w:rPr>
-        <w:t>14. 5. Kısa Makale, MEMMEDLİ AFİNA (2008). Azerbaycan İstiklal Şairi Ahmet Cevat ve Türkiye. Bizim Ahıska, 4(9), 24-26.</w:t>
-      </w:r>
-    </w:p>
-    <w:p>
-      <w:pPr>
-        <w:spacing w:after="80"/>
-      </w:pPr>
-      <w:r>
-        <w:rPr>
-          <w:rFonts w:ascii="Times New Roman" w:cs="Times New Roman" w:eastAsia="Times New Roman" w:hAnsi="Times New Roman"/>
-          <w:sz w:val="21"/>
-          <w:szCs w:val="21"/>
-        </w:rPr>
-        <w:t>15. 6. Kısa Makale, MEMMEDLİ AFİNA (2008). Ahmed Cavad Türkiye’de (1912-1918). Azerbaycan Türk Kültür Dergisi, 56(373), 34-36.</w:t>
-      </w:r>
-    </w:p>
-    <w:p>
-      <w:pPr>
-        <w:spacing w:after="80"/>
-      </w:pPr>
-      <w:r>
-        <w:rPr>
-          <w:rFonts w:ascii="Times New Roman" w:cs="Times New Roman" w:eastAsia="Times New Roman" w:hAnsi="Times New Roman"/>
-          <w:sz w:val="21"/>
-          <w:szCs w:val="21"/>
-        </w:rPr>
-        <w:t>16. 7. Kısa Makale, MEMMEDLİ AFİNA (2007). Ahmet Cevad’ın Türkiye’de Hayriyecilik Faaliyeti. Mor Taka (Şiir ve Kent Kültürü)(9), 128-129.</w:t>
+        <w:t>2. BARMANBAY AFİNA (2022). Abdurrahman Ağa Dilbazoğlu ve Gence Hanlığı’nın İşgaline Dair Şiirleri. Türk Dünyası Dil ve Edebiyat Dergisi(53), 133-186., Doi: 10.24155/tdk.2022.200</w:t>
+      </w:r>
+      <w:r>
+        <w:rPr>
+          <w:rFonts w:ascii="Times New Roman" w:cs="Times New Roman" w:eastAsia="Times New Roman" w:hAnsi="Times New Roman"/>
+          <w:b/>
+          <w:bCs/>
+          <w:sz w:val="21"/>
+          <w:szCs w:val="21"/>
+        </w:rPr>
+      </w:r>
+      <w:r>
+        <w:rPr>
+          <w:rFonts w:ascii="Times New Roman" w:cs="Times New Roman" w:eastAsia="Times New Roman" w:hAnsi="Times New Roman"/>
+          <w:sz w:val="21"/>
+          <w:szCs w:val="21"/>
+        </w:rPr>
+      </w:r>
+    </w:p>
+    <w:p>
+      <w:pPr>
+        <w:spacing w:after="80"/>
+      </w:pPr>
+      <w:r>
+        <w:rPr>
+          <w:rFonts w:ascii="Times New Roman" w:cs="Times New Roman" w:eastAsia="Times New Roman" w:hAnsi="Times New Roman"/>
+          <w:sz w:val="21"/>
+          <w:szCs w:val="21"/>
+        </w:rPr>
+        <w:t>3. BARMANBAY AFİNA (2022). Ehmed Cavad ve Türk Dünyası. Türkologiya(1), 125-137.</w:t>
+      </w:r>
+      <w:r>
+        <w:rPr>
+          <w:rFonts w:ascii="Times New Roman" w:cs="Times New Roman" w:eastAsia="Times New Roman" w:hAnsi="Times New Roman"/>
+          <w:b/>
+          <w:bCs/>
+          <w:sz w:val="21"/>
+          <w:szCs w:val="21"/>
+        </w:rPr>
+      </w:r>
+      <w:r>
+        <w:rPr>
+          <w:rFonts w:ascii="Times New Roman" w:cs="Times New Roman" w:eastAsia="Times New Roman" w:hAnsi="Times New Roman"/>
+          <w:sz w:val="21"/>
+          <w:szCs w:val="21"/>
+        </w:rPr>
+      </w:r>
+    </w:p>
+    <w:p>
+      <w:pPr>
+        <w:spacing w:after="80"/>
+      </w:pPr>
+      <w:r>
+        <w:rPr>
+          <w:rFonts w:ascii="Times New Roman" w:cs="Times New Roman" w:eastAsia="Times New Roman" w:hAnsi="Times New Roman"/>
+          <w:sz w:val="21"/>
+          <w:szCs w:val="21"/>
+        </w:rPr>
+        <w:t>4. BARMANBAY AFİNA (2021). Alfred de Musset’in “Mayıs Gecesi” Şiirinin Abbas Sehhet Sanatına Etkisi. INTERNATIONAL JOURNAL OF SOCIAL, HUMANITIES AND ADMINISTRATIVE SCIENCES, 7(45), 2151-2157.</w:t>
+      </w:r>
+      <w:r>
+        <w:rPr>
+          <w:rFonts w:ascii="Times New Roman" w:cs="Times New Roman" w:eastAsia="Times New Roman" w:hAnsi="Times New Roman"/>
+          <w:b/>
+          <w:bCs/>
+          <w:sz w:val="21"/>
+          <w:szCs w:val="21"/>
+        </w:rPr>
+      </w:r>
+      <w:r>
+        <w:rPr>
+          <w:rFonts w:ascii="Times New Roman" w:cs="Times New Roman" w:eastAsia="Times New Roman" w:hAnsi="Times New Roman"/>
+          <w:sz w:val="21"/>
+          <w:szCs w:val="21"/>
+        </w:rPr>
+      </w:r>
+    </w:p>
+    <w:p>
+      <w:pPr>
+        <w:spacing w:after="80"/>
+      </w:pPr>
+      <w:r>
+        <w:rPr>
+          <w:rFonts w:ascii="Times New Roman" w:cs="Times New Roman" w:eastAsia="Times New Roman" w:hAnsi="Times New Roman"/>
+          <w:sz w:val="21"/>
+          <w:szCs w:val="21"/>
+        </w:rPr>
+        <w:t>5. BARMANBAY AFİNA (2021). Celil Memmedguluzâde'nin "Kamança" Piyesinde Savaş, Şeref ve Hümanizm Meseleleri. Akademik Tarih ve Dusunce Dergisi, 8(3), 44-56., Doi: 10.46868/atdd.163</w:t>
+      </w:r>
+      <w:r>
+        <w:rPr>
+          <w:rFonts w:ascii="Times New Roman" w:cs="Times New Roman" w:eastAsia="Times New Roman" w:hAnsi="Times New Roman"/>
+          <w:b/>
+          <w:bCs/>
+          <w:sz w:val="21"/>
+          <w:szCs w:val="21"/>
+        </w:rPr>
+      </w:r>
+      <w:r>
+        <w:rPr>
+          <w:rFonts w:ascii="Times New Roman" w:cs="Times New Roman" w:eastAsia="Times New Roman" w:hAnsi="Times New Roman"/>
+          <w:sz w:val="21"/>
+          <w:szCs w:val="21"/>
+        </w:rPr>
+      </w:r>
+    </w:p>
+    <w:p>
+      <w:pPr>
+        <w:spacing w:after="80"/>
+      </w:pPr>
+      <w:r>
+        <w:rPr>
+          <w:rFonts w:ascii="Times New Roman" w:cs="Times New Roman" w:eastAsia="Times New Roman" w:hAnsi="Times New Roman"/>
+          <w:sz w:val="21"/>
+          <w:szCs w:val="21"/>
+        </w:rPr>
+        <w:t>6. BARMANBAY AFİNA (2020). Vidadi, Vagif ve Zakir’in Turnalar Şiirleri Üzerine Bir İnceleme. Motif Akademi Halkbilimi Dergisi, 13(31), 1141-1155.</w:t>
+      </w:r>
+      <w:r>
+        <w:rPr>
+          <w:rFonts w:ascii="Times New Roman" w:cs="Times New Roman" w:eastAsia="Times New Roman" w:hAnsi="Times New Roman"/>
+          <w:b/>
+          <w:bCs/>
+          <w:sz w:val="21"/>
+          <w:szCs w:val="21"/>
+        </w:rPr>
+      </w:r>
+      <w:r>
+        <w:rPr>
+          <w:rFonts w:ascii="Times New Roman" w:cs="Times New Roman" w:eastAsia="Times New Roman" w:hAnsi="Times New Roman"/>
+          <w:sz w:val="21"/>
+          <w:szCs w:val="21"/>
+        </w:rPr>
+      </w:r>
+    </w:p>
+    <w:p>
+      <w:pPr>
+        <w:spacing w:after="80"/>
+      </w:pPr>
+      <w:r>
+        <w:rPr>
+          <w:rFonts w:ascii="Times New Roman" w:cs="Times New Roman" w:eastAsia="Times New Roman" w:hAnsi="Times New Roman"/>
+          <w:sz w:val="21"/>
+          <w:szCs w:val="21"/>
+        </w:rPr>
+        <w:t>7. BARMANBAY AFİNA (2020). Celil Memmedguluzade’nin Hayatı ve Mücadelesi. Atatürk Üniversitesi Türkiyat Araştırmaları Enstitüsü Dergisi(68), 197-212.</w:t>
+      </w:r>
+      <w:r>
+        <w:rPr>
+          <w:rFonts w:ascii="Times New Roman" w:cs="Times New Roman" w:eastAsia="Times New Roman" w:hAnsi="Times New Roman"/>
+          <w:b/>
+          <w:bCs/>
+          <w:sz w:val="21"/>
+          <w:szCs w:val="21"/>
+        </w:rPr>
+      </w:r>
+      <w:r>
+        <w:rPr>
+          <w:rFonts w:ascii="Times New Roman" w:cs="Times New Roman" w:eastAsia="Times New Roman" w:hAnsi="Times New Roman"/>
+          <w:sz w:val="21"/>
+          <w:szCs w:val="21"/>
+        </w:rPr>
+      </w:r>
+    </w:p>
+    <w:p>
+      <w:pPr>
+        <w:spacing w:after="80"/>
+      </w:pPr>
+      <w:r>
+        <w:rPr>
+          <w:rFonts w:ascii="Times New Roman" w:cs="Times New Roman" w:eastAsia="Times New Roman" w:hAnsi="Times New Roman"/>
+          <w:sz w:val="21"/>
+          <w:szCs w:val="21"/>
+        </w:rPr>
+        <w:t>8. BARMANBAY AFİNA (2019). Doğumunun 150. Yılı Anısına: Celil Memmedguluzade’nin Anamın Kitabı Piyesinde Azerbaycan İdeali. Türk Dünyası Dil ve Edebiyat Dergisi(48), 83-114., Doi: 10.24155/tdk.2019.112</w:t>
+      </w:r>
+      <w:r>
+        <w:rPr>
+          <w:rFonts w:ascii="Times New Roman" w:cs="Times New Roman" w:eastAsia="Times New Roman" w:hAnsi="Times New Roman"/>
+          <w:b/>
+          <w:bCs/>
+          <w:sz w:val="21"/>
+          <w:szCs w:val="21"/>
+        </w:rPr>
+      </w:r>
+      <w:r>
+        <w:rPr>
+          <w:rFonts w:ascii="Times New Roman" w:cs="Times New Roman" w:eastAsia="Times New Roman" w:hAnsi="Times New Roman"/>
+          <w:sz w:val="21"/>
+          <w:szCs w:val="21"/>
+        </w:rPr>
+      </w:r>
+    </w:p>
+    <w:p>
+      <w:pPr>
+        <w:spacing w:after="80"/>
+      </w:pPr>
+      <w:r>
+        <w:rPr>
+          <w:rFonts w:ascii="Times New Roman" w:cs="Times New Roman" w:eastAsia="Times New Roman" w:hAnsi="Times New Roman"/>
+          <w:sz w:val="21"/>
+          <w:szCs w:val="21"/>
+        </w:rPr>
+        <w:t>9. 17.02.2017, Hocalı Katliamının 25.Yıldönümü Dolayısıyla Düzenlenen SESİMİZE S E S VERENLER adlı ULUSLARARASI ŞİİR YAZMA YARIŞMASI, (No: 199921) D i ğ e r Ya yı nl a r 1. MEMMEDLİ BARMANBAY AFİNA (2017). Azerbaycan Yurt Bilgisi Dergisinde (1932-1934) Asiklar Üzerine Araştırma. Folklor ve Etnografya(1), 95-102. (Ulusal) (Hakemsiz) (MAKALE Özgün Makale)</w:t>
+      </w:r>
+      <w:r>
+        <w:rPr>
+          <w:rFonts w:ascii="Times New Roman" w:cs="Times New Roman" w:eastAsia="Times New Roman" w:hAnsi="Times New Roman"/>
+          <w:b/>
+          <w:bCs/>
+          <w:sz w:val="21"/>
+          <w:szCs w:val="21"/>
+        </w:rPr>
+      </w:r>
+      <w:r>
+        <w:rPr>
+          <w:rFonts w:ascii="Times New Roman" w:cs="Times New Roman" w:eastAsia="Times New Roman" w:hAnsi="Times New Roman"/>
+          <w:sz w:val="21"/>
+          <w:szCs w:val="21"/>
+        </w:rPr>
+      </w:r>
+    </w:p>
+    <w:p>
+      <w:pPr>
+        <w:spacing w:after="80"/>
+      </w:pPr>
+      <w:r>
+        <w:rPr>
+          <w:rFonts w:ascii="Times New Roman" w:cs="Times New Roman" w:eastAsia="Times New Roman" w:hAnsi="Times New Roman"/>
+          <w:sz w:val="21"/>
+          <w:szCs w:val="21"/>
+        </w:rPr>
+        <w:t>10. Kitap Kritiği, BARMANBAY AFİNA (2024). Cengiz Aytmatov Fenomeni ve Azerbaycan, Mehman Hasanlı. Turkuaz Uluslararası Türk Dünyası Bilimsel Araştırmalar Dergisi, 5(1), 60-64., Doi: T e k n i k N ot, V a k a T a k di m i, A ra ş t ı r m a no t u vb. 10.54970/turkuaz.1474604</w:t>
+      </w:r>
+      <w:r>
+        <w:rPr>
+          <w:rFonts w:ascii="Times New Roman" w:cs="Times New Roman" w:eastAsia="Times New Roman" w:hAnsi="Times New Roman"/>
+          <w:b/>
+          <w:bCs/>
+          <w:sz w:val="21"/>
+          <w:szCs w:val="21"/>
+        </w:rPr>
+      </w:r>
+      <w:r>
+        <w:rPr>
+          <w:rFonts w:ascii="Times New Roman" w:cs="Times New Roman" w:eastAsia="Times New Roman" w:hAnsi="Times New Roman"/>
+          <w:sz w:val="21"/>
+          <w:szCs w:val="21"/>
+        </w:rPr>
+      </w:r>
+    </w:p>
+    <w:p>
+      <w:pPr>
+        <w:spacing w:after="80"/>
+      </w:pPr>
+      <w:r>
+        <w:rPr>
+          <w:rFonts w:ascii="Times New Roman" w:cs="Times New Roman" w:eastAsia="Times New Roman" w:hAnsi="Times New Roman"/>
+          <w:sz w:val="21"/>
+          <w:szCs w:val="21"/>
+        </w:rPr>
+        <w:t>11. Yorum, BARMANBAY AFİNA (2019). Türklük Duygu ve Düşüncelerinin Tercümanı ”Bizim Ahıska” ve Bizim Yunus Zeyrek. Bizim Ahıska, 15(54-55), 12-12.</w:t>
+      </w:r>
+      <w:r>
+        <w:rPr>
+          <w:rFonts w:ascii="Times New Roman" w:cs="Times New Roman" w:eastAsia="Times New Roman" w:hAnsi="Times New Roman"/>
+          <w:b/>
+          <w:bCs/>
+          <w:sz w:val="21"/>
+          <w:szCs w:val="21"/>
+        </w:rPr>
+      </w:r>
+      <w:r>
+        <w:rPr>
+          <w:rFonts w:ascii="Times New Roman" w:cs="Times New Roman" w:eastAsia="Times New Roman" w:hAnsi="Times New Roman"/>
+          <w:sz w:val="21"/>
+          <w:szCs w:val="21"/>
+        </w:rPr>
+      </w:r>
+    </w:p>
+    <w:p>
+      <w:pPr>
+        <w:spacing w:after="80"/>
+      </w:pPr>
+      <w:r>
+        <w:rPr>
+          <w:rFonts w:ascii="Times New Roman" w:cs="Times New Roman" w:eastAsia="Times New Roman" w:hAnsi="Times New Roman"/>
+          <w:sz w:val="21"/>
+          <w:szCs w:val="21"/>
+        </w:rPr>
+        <w:t>12. Kısa Makale, BARMANBAY AFİNA (2017). Doğumunun 125, Vefatının 80. Yılında Ahmet Cevat. Bizim Ahıska, 13(47), 25-26.</w:t>
+      </w:r>
+      <w:r>
+        <w:rPr>
+          <w:rFonts w:ascii="Times New Roman" w:cs="Times New Roman" w:eastAsia="Times New Roman" w:hAnsi="Times New Roman"/>
+          <w:b/>
+          <w:bCs/>
+          <w:sz w:val="21"/>
+          <w:szCs w:val="21"/>
+        </w:rPr>
+      </w:r>
+      <w:r>
+        <w:rPr>
+          <w:rFonts w:ascii="Times New Roman" w:cs="Times New Roman" w:eastAsia="Times New Roman" w:hAnsi="Times New Roman"/>
+          <w:sz w:val="21"/>
+          <w:szCs w:val="21"/>
+        </w:rPr>
+      </w:r>
+    </w:p>
+    <w:p>
+      <w:pPr>
+        <w:spacing w:after="80"/>
+      </w:pPr>
+      <w:r>
+        <w:rPr>
+          <w:rFonts w:ascii="Times New Roman" w:cs="Times New Roman" w:eastAsia="Times New Roman" w:hAnsi="Times New Roman"/>
+          <w:sz w:val="21"/>
+          <w:szCs w:val="21"/>
+        </w:rPr>
+        <w:t>13. Kısa Makale, MEMMEDOVA SARAÇLI AFİNA (2010). Azerbaycan Milli İstiklal Şairi Ahmed Cavad ve Acara. Bizim Ahıska, 6(18), 29-30.</w:t>
+      </w:r>
+    </w:p>
+    <w:p>
+      <w:pPr>
+        <w:spacing w:after="80"/>
+      </w:pPr>
+      <w:r>
+        <w:rPr>
+          <w:rFonts w:ascii="Times New Roman" w:cs="Times New Roman" w:eastAsia="Times New Roman" w:hAnsi="Times New Roman"/>
+          <w:sz w:val="21"/>
+          <w:szCs w:val="21"/>
+        </w:rPr>
+        <w:t>14. Kısa Makale, MEMMEDLİ AFİNA (2008). Azerbaycan İstiklal Şairi Ahmet Cevat ve Türkiye. Bizim Ahıska, 4(9), 24-26.</w:t>
+      </w:r>
+    </w:p>
+    <w:p>
+      <w:pPr>
+        <w:spacing w:after="80"/>
+      </w:pPr>
+      <w:r>
+        <w:rPr>
+          <w:rFonts w:ascii="Times New Roman" w:cs="Times New Roman" w:eastAsia="Times New Roman" w:hAnsi="Times New Roman"/>
+          <w:sz w:val="21"/>
+          <w:szCs w:val="21"/>
+        </w:rPr>
+        <w:t>15. Kısa Makale, MEMMEDLİ AFİNA (2008). Ahmed Cavad Türkiye’de (1912-1918). Azerbaycan Türk Kültür Dergisi, 56(373), 34-36.</w:t>
+      </w:r>
+    </w:p>
+    <w:p>
+      <w:pPr>
+        <w:spacing w:after="80"/>
+      </w:pPr>
+      <w:r>
+        <w:rPr>
+          <w:rFonts w:ascii="Times New Roman" w:cs="Times New Roman" w:eastAsia="Times New Roman" w:hAnsi="Times New Roman"/>
+          <w:sz w:val="21"/>
+          <w:szCs w:val="21"/>
+        </w:rPr>
+        <w:t>16. Kısa Makale, MEMMEDLİ AFİNA (2007). Ahmet Cevad’ın Türkiye’de Hayriyecilik Faaliyeti. Mor Taka (Şiir ve Kent Kültürü)(9), 128-129.</w:t>
       </w:r>
     </w:p>
     <w:p>
@@ -2226,7 +2196,297 @@
           <w:sz w:val="21"/>
           <w:szCs w:val="21"/>
         </w:rPr>
-        <w:t xml:space="preserve">1. 1. </w:t>
+        <w:t>1. BARMANBAY AFİNA (2021). Abbas Sehhet’in Hayatı ve Ermeni Vahşeti. XIII- Science and Education: Preserving the Past, Creating the Future- 24 nisan, 61-65. (Tam Metin Bildiri/Sözlü Sunum)</w:t>
+      </w:r>
+      <w:r>
+        <w:rPr>
+          <w:rFonts w:ascii="Times New Roman" w:cs="Times New Roman" w:eastAsia="Times New Roman" w:hAnsi="Times New Roman"/>
+          <w:b/>
+          <w:bCs/>
+          <w:sz w:val="21"/>
+          <w:szCs w:val="21"/>
+        </w:rPr>
+      </w:r>
+      <w:r>
+        <w:rPr>
+          <w:rFonts w:ascii="Times New Roman" w:cs="Times New Roman" w:eastAsia="Times New Roman" w:hAnsi="Times New Roman"/>
+          <w:sz w:val="21"/>
+          <w:szCs w:val="21"/>
+        </w:rPr>
+      </w:r>
+    </w:p>
+    <w:p>
+      <w:pPr>
+        <w:spacing w:after="80"/>
+      </w:pPr>
+      <w:r>
+        <w:rPr>
+          <w:rFonts w:ascii="Times New Roman" w:cs="Times New Roman" w:eastAsia="Times New Roman" w:hAnsi="Times New Roman"/>
+          <w:sz w:val="21"/>
+          <w:szCs w:val="21"/>
+        </w:rPr>
+        <w:t>2. BARMANBAY AFİNA (2021). Azerbaycan-Türkiye-Fransa Üçgeninde "Yâd Et" Şiirleri. The XV International Scientific Symposium “Intercultural Relations in the Modern World", 41-45. (Tam Metin Bildiri/Sözlü Sunum)</w:t>
+      </w:r>
+      <w:r>
+        <w:rPr>
+          <w:rFonts w:ascii="Times New Roman" w:cs="Times New Roman" w:eastAsia="Times New Roman" w:hAnsi="Times New Roman"/>
+          <w:b/>
+          <w:bCs/>
+          <w:sz w:val="21"/>
+          <w:szCs w:val="21"/>
+        </w:rPr>
+      </w:r>
+      <w:r>
+        <w:rPr>
+          <w:rFonts w:ascii="Times New Roman" w:cs="Times New Roman" w:eastAsia="Times New Roman" w:hAnsi="Times New Roman"/>
+          <w:sz w:val="21"/>
+          <w:szCs w:val="21"/>
+        </w:rPr>
+      </w:r>
+    </w:p>
+    <w:p>
+      <w:pPr>
+        <w:spacing w:after="80"/>
+      </w:pPr>
+      <w:r>
+        <w:rPr>
+          <w:rFonts w:ascii="Times New Roman" w:cs="Times New Roman" w:eastAsia="Times New Roman" w:hAnsi="Times New Roman"/>
+          <w:sz w:val="21"/>
+          <w:szCs w:val="21"/>
+        </w:rPr>
+        <w:t>3. BARMANBAY AFİNA (2021). "Bakü Müslüman Cemiyet-i Hayriyesi"nin Kars'taki Faaliyetine Dair. The XIX International Scientific Symposium “Europe and Asia: A Millennial Neighbourhood”, 33-37. (Tam Metin Bildiri/Sözlü Sunum)</w:t>
+      </w:r>
+      <w:r>
+        <w:rPr>
+          <w:rFonts w:ascii="Times New Roman" w:cs="Times New Roman" w:eastAsia="Times New Roman" w:hAnsi="Times New Roman"/>
+          <w:b/>
+          <w:bCs/>
+          <w:sz w:val="21"/>
+          <w:szCs w:val="21"/>
+        </w:rPr>
+      </w:r>
+      <w:r>
+        <w:rPr>
+          <w:rFonts w:ascii="Times New Roman" w:cs="Times New Roman" w:eastAsia="Times New Roman" w:hAnsi="Times New Roman"/>
+          <w:sz w:val="21"/>
+          <w:szCs w:val="21"/>
+        </w:rPr>
+      </w:r>
+    </w:p>
+    <w:p>
+      <w:pPr>
+        <w:spacing w:after="80"/>
+      </w:pPr>
+      <w:r>
+        <w:rPr>
+          <w:rFonts w:ascii="Times New Roman" w:cs="Times New Roman" w:eastAsia="Times New Roman" w:hAnsi="Times New Roman"/>
+          <w:sz w:val="21"/>
+          <w:szCs w:val="21"/>
+        </w:rPr>
+        <w:t>4. BARMANBAY AFİNA (2023). Mirza Bakış Nadim ve Azerbaycan Hanlıklarının Çarlık Rusya Tarafından İşgaline Dair Manzumesi. International Scientific Symposium: "The Great Silk Road: The Bridge Between East and West", 27-30. (Tam Metin Bildiri/Sözlü Sunum)</w:t>
+      </w:r>
+      <w:r>
+        <w:rPr>
+          <w:rFonts w:ascii="Times New Roman" w:cs="Times New Roman" w:eastAsia="Times New Roman" w:hAnsi="Times New Roman"/>
+          <w:b/>
+          <w:bCs/>
+          <w:sz w:val="21"/>
+          <w:szCs w:val="21"/>
+        </w:rPr>
+      </w:r>
+      <w:r>
+        <w:rPr>
+          <w:rFonts w:ascii="Times New Roman" w:cs="Times New Roman" w:eastAsia="Times New Roman" w:hAnsi="Times New Roman"/>
+          <w:sz w:val="21"/>
+          <w:szCs w:val="21"/>
+        </w:rPr>
+      </w:r>
+    </w:p>
+    <w:p>
+      <w:pPr>
+        <w:spacing w:after="80"/>
+      </w:pPr>
+      <w:r>
+        <w:rPr>
+          <w:rFonts w:ascii="Times New Roman" w:cs="Times New Roman" w:eastAsia="Times New Roman" w:hAnsi="Times New Roman"/>
+          <w:sz w:val="21"/>
+          <w:szCs w:val="21"/>
+        </w:rPr>
+        <w:t>5. BARMANBAY AFİNA (2024). Mehemmed Hadi Şiirlerinde Din ve Maarif İlişkisi. International Scientific Symposium Karabakh and West Azerbaijan: Triumph of Victory, 71-79. (Tam Metin Bildiri/Sözlü Sunum)</w:t>
+      </w:r>
+      <w:r>
+        <w:rPr>
+          <w:rFonts w:ascii="Times New Roman" w:cs="Times New Roman" w:eastAsia="Times New Roman" w:hAnsi="Times New Roman"/>
+          <w:b/>
+          <w:bCs/>
+          <w:sz w:val="21"/>
+          <w:szCs w:val="21"/>
+        </w:rPr>
+      </w:r>
+      <w:r>
+        <w:rPr>
+          <w:rFonts w:ascii="Times New Roman" w:cs="Times New Roman" w:eastAsia="Times New Roman" w:hAnsi="Times New Roman"/>
+          <w:sz w:val="21"/>
+          <w:szCs w:val="21"/>
+        </w:rPr>
+      </w:r>
+    </w:p>
+    <w:p>
+      <w:pPr>
+        <w:spacing w:after="80"/>
+      </w:pPr>
+      <w:r>
+        <w:rPr>
+          <w:rFonts w:ascii="Times New Roman" w:cs="Times New Roman" w:eastAsia="Times New Roman" w:hAnsi="Times New Roman"/>
+          <w:sz w:val="21"/>
+          <w:szCs w:val="21"/>
+        </w:rPr>
+        <w:t>6. BARMANBAY AFİNA (2024). Women in the Stories "Butterfly" and "Handsome Man" by Neriman Abdulrahmanli. International Scientific Symposium "Women Through the Ages: Strength, Strategy, and Leadership", 54-61. (Tam Metin Bildiri/Sözlü Sunum)</w:t>
+      </w:r>
+      <w:r>
+        <w:rPr>
+          <w:rFonts w:ascii="Times New Roman" w:cs="Times New Roman" w:eastAsia="Times New Roman" w:hAnsi="Times New Roman"/>
+          <w:b/>
+          <w:bCs/>
+          <w:sz w:val="21"/>
+          <w:szCs w:val="21"/>
+        </w:rPr>
+      </w:r>
+      <w:r>
+        <w:rPr>
+          <w:rFonts w:ascii="Times New Roman" w:cs="Times New Roman" w:eastAsia="Times New Roman" w:hAnsi="Times New Roman"/>
+          <w:sz w:val="21"/>
+          <w:szCs w:val="21"/>
+        </w:rPr>
+      </w:r>
+    </w:p>
+    <w:p>
+      <w:pPr>
+        <w:spacing w:after="80"/>
+      </w:pPr>
+      <w:r>
+        <w:rPr>
+          <w:rFonts w:ascii="Times New Roman" w:cs="Times New Roman" w:eastAsia="Times New Roman" w:hAnsi="Times New Roman"/>
+          <w:sz w:val="21"/>
+          <w:szCs w:val="21"/>
+        </w:rPr>
+        <w:t>7. BARMANBAY AFİNA (2024). The Issue of Girls' Education in Ahmad Javad's stories "The Daughter of Blind" and "Leyla", Written During the Soviet Period. International Scientific Symposium "Women Through the Ages: Strength, Strategy, and Leadership", 36-43. (Tam Metin Bildiri/Sözlü Sunum)</w:t>
+      </w:r>
+      <w:r>
+        <w:rPr>
+          <w:rFonts w:ascii="Times New Roman" w:cs="Times New Roman" w:eastAsia="Times New Roman" w:hAnsi="Times New Roman"/>
+          <w:b/>
+          <w:bCs/>
+          <w:sz w:val="21"/>
+          <w:szCs w:val="21"/>
+        </w:rPr>
+      </w:r>
+      <w:r>
+        <w:rPr>
+          <w:rFonts w:ascii="Times New Roman" w:cs="Times New Roman" w:eastAsia="Times New Roman" w:hAnsi="Times New Roman"/>
+          <w:sz w:val="21"/>
+          <w:szCs w:val="21"/>
+        </w:rPr>
+      </w:r>
+    </w:p>
+    <w:p>
+      <w:pPr>
+        <w:spacing w:after="80"/>
+      </w:pPr>
+      <w:r>
+        <w:rPr>
+          <w:rFonts w:ascii="Times New Roman" w:cs="Times New Roman" w:eastAsia="Times New Roman" w:hAnsi="Times New Roman"/>
+          <w:sz w:val="21"/>
+          <w:szCs w:val="21"/>
+        </w:rPr>
+        <w:t>8. BARMANBAY AFİNA (2024). ŞAİR AHMED CEVAD’IN BİLİNMEYEN KARS MEKTUPLARI. EUROPEAN CONFERENCES 5th INTERNATIONAL CONFERENCE ON HUMANITY AND SOCIAL SCIENCES, 211- 218. (Tam Metin Bildiri/Sözlü Sunum)</w:t>
+      </w:r>
+      <w:r>
+        <w:rPr>
+          <w:rFonts w:ascii="Times New Roman" w:cs="Times New Roman" w:eastAsia="Times New Roman" w:hAnsi="Times New Roman"/>
+          <w:b/>
+          <w:bCs/>
+          <w:sz w:val="21"/>
+          <w:szCs w:val="21"/>
+        </w:rPr>
+      </w:r>
+      <w:r>
+        <w:rPr>
+          <w:rFonts w:ascii="Times New Roman" w:cs="Times New Roman" w:eastAsia="Times New Roman" w:hAnsi="Times New Roman"/>
+          <w:sz w:val="21"/>
+          <w:szCs w:val="21"/>
+        </w:rPr>
+      </w:r>
+    </w:p>
+    <w:p>
+      <w:pPr>
+        <w:spacing w:after="80"/>
+      </w:pPr>
+      <w:r>
+        <w:rPr>
+          <w:rFonts w:ascii="Times New Roman" w:cs="Times New Roman" w:eastAsia="Times New Roman" w:hAnsi="Times New Roman"/>
+          <w:sz w:val="21"/>
+          <w:szCs w:val="21"/>
+        </w:rPr>
+        <w:t>9. BARMANBAY AFİNA (2024). BÜYÜCÜ İLE ÇIRAĞI HAKKINDAKİ AZERBAYCAN MASALLARININ VARYANTLARI. EUROPEAN CONFERENCES 5th INTERNATIONAL CONFERENCE ON HUMANITY AND SOCIAL SCIENCES, 219-226. (Tam Metin Bildiri/Sözlü Sunum)</w:t>
+      </w:r>
+      <w:r>
+        <w:rPr>
+          <w:rFonts w:ascii="Times New Roman" w:cs="Times New Roman" w:eastAsia="Times New Roman" w:hAnsi="Times New Roman"/>
+          <w:b/>
+          <w:bCs/>
+          <w:sz w:val="21"/>
+          <w:szCs w:val="21"/>
+        </w:rPr>
+      </w:r>
+      <w:r>
+        <w:rPr>
+          <w:rFonts w:ascii="Times New Roman" w:cs="Times New Roman" w:eastAsia="Times New Roman" w:hAnsi="Times New Roman"/>
+          <w:sz w:val="21"/>
+          <w:szCs w:val="21"/>
+        </w:rPr>
+      </w:r>
+    </w:p>
+    <w:p>
+      <w:pPr>
+        <w:spacing w:after="80"/>
+      </w:pPr>
+      <w:r>
+        <w:rPr>
+          <w:rFonts w:ascii="Times New Roman" w:cs="Times New Roman" w:eastAsia="Times New Roman" w:hAnsi="Times New Roman"/>
+          <w:sz w:val="21"/>
+          <w:szCs w:val="21"/>
+        </w:rPr>
+        <w:t>10. BARMANBAY AFİNA (2024). “AH VAH” VE “OHHAY İLE EHMED” İSİMLİ AZERBAYCAN MASALLARI ÜZERİNE BİR İNCELEME. I. Bilsel Uluslararası Aspendos Bilimsel Araştırmalar Kongresi, 197-208. (Tam Metin Bildiri/Sözlü Sunum)</w:t>
+      </w:r>
+      <w:r>
+        <w:rPr>
+          <w:rFonts w:ascii="Times New Roman" w:cs="Times New Roman" w:eastAsia="Times New Roman" w:hAnsi="Times New Roman"/>
+          <w:b/>
+          <w:bCs/>
+          <w:sz w:val="21"/>
+          <w:szCs w:val="21"/>
+        </w:rPr>
+      </w:r>
+      <w:r>
+        <w:rPr>
+          <w:rFonts w:ascii="Times New Roman" w:cs="Times New Roman" w:eastAsia="Times New Roman" w:hAnsi="Times New Roman"/>
+          <w:sz w:val="21"/>
+          <w:szCs w:val="21"/>
+        </w:rPr>
+      </w:r>
+    </w:p>
+    <w:p>
+      <w:pPr>
+        <w:spacing w:after="80"/>
+      </w:pPr>
+      <w:r>
+        <w:rPr>
+          <w:rFonts w:ascii="Times New Roman" w:cs="Times New Roman" w:eastAsia="Times New Roman" w:hAnsi="Times New Roman"/>
+          <w:sz w:val="21"/>
+          <w:szCs w:val="21"/>
+        </w:rPr>
+        <w:t xml:space="preserve">11. </w:t>
       </w:r>
       <w:r>
         <w:rPr>
@@ -2244,316 +2504,6 @@
           <w:sz w:val="21"/>
           <w:szCs w:val="21"/>
         </w:rPr>
-        <w:t xml:space="preserve"> (2021). Abbas Sehhet’in Hayatı ve Ermeni Vahşeti. XIII- Science and Education: Preserving the Past, Creating the Future- 24 nisan, 61-65. (Tam Metin Bildiri/Sözlü Sunum)</w:t>
-      </w:r>
-    </w:p>
-    <w:p>
-      <w:pPr>
-        <w:spacing w:after="80"/>
-      </w:pPr>
-      <w:r>
-        <w:rPr>
-          <w:rFonts w:ascii="Times New Roman" w:cs="Times New Roman" w:eastAsia="Times New Roman" w:hAnsi="Times New Roman"/>
-          <w:sz w:val="21"/>
-          <w:szCs w:val="21"/>
-        </w:rPr>
-        <w:t xml:space="preserve">2. 2. </w:t>
-      </w:r>
-      <w:r>
-        <w:rPr>
-          <w:rFonts w:ascii="Times New Roman" w:cs="Times New Roman" w:eastAsia="Times New Roman" w:hAnsi="Times New Roman"/>
-          <w:b/>
-          <w:bCs/>
-          <w:sz w:val="21"/>
-          <w:szCs w:val="21"/>
-        </w:rPr>
-        <w:t>BARMANBAY AFİNA</w:t>
-      </w:r>
-      <w:r>
-        <w:rPr>
-          <w:rFonts w:ascii="Times New Roman" w:cs="Times New Roman" w:eastAsia="Times New Roman" w:hAnsi="Times New Roman"/>
-          <w:sz w:val="21"/>
-          <w:szCs w:val="21"/>
-        </w:rPr>
-        <w:t xml:space="preserve"> (2021). Azerbaycan-Türkiye-Fransa Üçgeninde "Yâd Et" Şiirleri. The XV International Scientific Symposium “Intercultural Relations in the Modern World", 41-45. (Tam Metin Bildiri/Sözlü Sunum)</w:t>
-      </w:r>
-    </w:p>
-    <w:p>
-      <w:pPr>
-        <w:spacing w:after="80"/>
-      </w:pPr>
-      <w:r>
-        <w:rPr>
-          <w:rFonts w:ascii="Times New Roman" w:cs="Times New Roman" w:eastAsia="Times New Roman" w:hAnsi="Times New Roman"/>
-          <w:sz w:val="21"/>
-          <w:szCs w:val="21"/>
-        </w:rPr>
-        <w:t xml:space="preserve">3. 3. </w:t>
-      </w:r>
-      <w:r>
-        <w:rPr>
-          <w:rFonts w:ascii="Times New Roman" w:cs="Times New Roman" w:eastAsia="Times New Roman" w:hAnsi="Times New Roman"/>
-          <w:b/>
-          <w:bCs/>
-          <w:sz w:val="21"/>
-          <w:szCs w:val="21"/>
-        </w:rPr>
-        <w:t>BARMANBAY AFİNA</w:t>
-      </w:r>
-      <w:r>
-        <w:rPr>
-          <w:rFonts w:ascii="Times New Roman" w:cs="Times New Roman" w:eastAsia="Times New Roman" w:hAnsi="Times New Roman"/>
-          <w:sz w:val="21"/>
-          <w:szCs w:val="21"/>
-        </w:rPr>
-        <w:t xml:space="preserve"> (2021). "Bakü Müslüman Cemiyet-i Hayriyesi"nin Kars'taki Faaliyetine Dair. The XIX International Scientific Symposium “Europe and Asia: A Millennial Neighbourhood”, 33-37. (Tam Metin Bildiri/Sözlü Sunum)</w:t>
-      </w:r>
-    </w:p>
-    <w:p>
-      <w:pPr>
-        <w:spacing w:after="80"/>
-      </w:pPr>
-      <w:r>
-        <w:rPr>
-          <w:rFonts w:ascii="Times New Roman" w:cs="Times New Roman" w:eastAsia="Times New Roman" w:hAnsi="Times New Roman"/>
-          <w:sz w:val="21"/>
-          <w:szCs w:val="21"/>
-        </w:rPr>
-        <w:t xml:space="preserve">4. 4. </w:t>
-      </w:r>
-      <w:r>
-        <w:rPr>
-          <w:rFonts w:ascii="Times New Roman" w:cs="Times New Roman" w:eastAsia="Times New Roman" w:hAnsi="Times New Roman"/>
-          <w:b/>
-          <w:bCs/>
-          <w:sz w:val="21"/>
-          <w:szCs w:val="21"/>
-        </w:rPr>
-        <w:t>BARMANBAY AFİNA</w:t>
-      </w:r>
-      <w:r>
-        <w:rPr>
-          <w:rFonts w:ascii="Times New Roman" w:cs="Times New Roman" w:eastAsia="Times New Roman" w:hAnsi="Times New Roman"/>
-          <w:sz w:val="21"/>
-          <w:szCs w:val="21"/>
-        </w:rPr>
-        <w:t xml:space="preserve"> (2023). Mirza Bakış Nadim ve Azerbaycan Hanlıklarının Çarlık Rusya Tarafından İşgaline Dair Manzumesi. International Scientific Symposium: "The Great Silk Road: The Bridge Between East and West", 27-30. (Tam Metin Bildiri/Sözlü Sunum)</w:t>
-      </w:r>
-    </w:p>
-    <w:p>
-      <w:pPr>
-        <w:spacing w:after="80"/>
-      </w:pPr>
-      <w:r>
-        <w:rPr>
-          <w:rFonts w:ascii="Times New Roman" w:cs="Times New Roman" w:eastAsia="Times New Roman" w:hAnsi="Times New Roman"/>
-          <w:sz w:val="21"/>
-          <w:szCs w:val="21"/>
-        </w:rPr>
-        <w:t xml:space="preserve">5. 5. </w:t>
-      </w:r>
-      <w:r>
-        <w:rPr>
-          <w:rFonts w:ascii="Times New Roman" w:cs="Times New Roman" w:eastAsia="Times New Roman" w:hAnsi="Times New Roman"/>
-          <w:b/>
-          <w:bCs/>
-          <w:sz w:val="21"/>
-          <w:szCs w:val="21"/>
-        </w:rPr>
-        <w:t>BARMANBAY AFİNA</w:t>
-      </w:r>
-      <w:r>
-        <w:rPr>
-          <w:rFonts w:ascii="Times New Roman" w:cs="Times New Roman" w:eastAsia="Times New Roman" w:hAnsi="Times New Roman"/>
-          <w:sz w:val="21"/>
-          <w:szCs w:val="21"/>
-        </w:rPr>
-        <w:t xml:space="preserve"> (2024). Mehemmed Hadi Şiirlerinde Din ve Maarif İlişkisi. International Scientific Symposium Karabakh and West Azerbaijan: Triumph of Victory, 71-79. (Tam Metin Bildiri/Sözlü Sunum)</w:t>
-      </w:r>
-    </w:p>
-    <w:p>
-      <w:pPr>
-        <w:spacing w:after="80"/>
-      </w:pPr>
-      <w:r>
-        <w:rPr>
-          <w:rFonts w:ascii="Times New Roman" w:cs="Times New Roman" w:eastAsia="Times New Roman" w:hAnsi="Times New Roman"/>
-          <w:sz w:val="21"/>
-          <w:szCs w:val="21"/>
-        </w:rPr>
-        <w:t xml:space="preserve">6. 6. </w:t>
-      </w:r>
-      <w:r>
-        <w:rPr>
-          <w:rFonts w:ascii="Times New Roman" w:cs="Times New Roman" w:eastAsia="Times New Roman" w:hAnsi="Times New Roman"/>
-          <w:b/>
-          <w:bCs/>
-          <w:sz w:val="21"/>
-          <w:szCs w:val="21"/>
-        </w:rPr>
-        <w:t>BARMANBAY AFİNA</w:t>
-      </w:r>
-      <w:r>
-        <w:rPr>
-          <w:rFonts w:ascii="Times New Roman" w:cs="Times New Roman" w:eastAsia="Times New Roman" w:hAnsi="Times New Roman"/>
-          <w:sz w:val="21"/>
-          <w:szCs w:val="21"/>
-        </w:rPr>
-        <w:t xml:space="preserve"> (2024). Women in the Stories "Butterfly" and "Handsome Man" by Neriman Abdulrahmanli. International Scientific Symposium "Women Through the Ages: Strength, Strategy, and Leadership", 54-61. (Tam Metin Bildiri/Sözlü Sunum)</w:t>
-      </w:r>
-    </w:p>
-    <w:p>
-      <w:pPr>
-        <w:spacing w:after="80"/>
-      </w:pPr>
-      <w:r>
-        <w:rPr>
-          <w:rFonts w:ascii="Times New Roman" w:cs="Times New Roman" w:eastAsia="Times New Roman" w:hAnsi="Times New Roman"/>
-          <w:sz w:val="21"/>
-          <w:szCs w:val="21"/>
-        </w:rPr>
-        <w:t xml:space="preserve">7. 7. </w:t>
-      </w:r>
-      <w:r>
-        <w:rPr>
-          <w:rFonts w:ascii="Times New Roman" w:cs="Times New Roman" w:eastAsia="Times New Roman" w:hAnsi="Times New Roman"/>
-          <w:b/>
-          <w:bCs/>
-          <w:sz w:val="21"/>
-          <w:szCs w:val="21"/>
-        </w:rPr>
-        <w:t>BARMANBAY AFİNA</w:t>
-      </w:r>
-      <w:r>
-        <w:rPr>
-          <w:rFonts w:ascii="Times New Roman" w:cs="Times New Roman" w:eastAsia="Times New Roman" w:hAnsi="Times New Roman"/>
-          <w:sz w:val="21"/>
-          <w:szCs w:val="21"/>
-        </w:rPr>
-        <w:t xml:space="preserve"> (2024). The Issue of Girls' Education in Ahmad Javad's stories "The Daughter of Blind" and "Leyla", Written During the Soviet Period. International Scientific Symposium "Women Through the Ages: Strength, Strategy, and Leadership", 36-43. (Tam Metin Bildiri/Sözlü Sunum)</w:t>
-      </w:r>
-    </w:p>
-    <w:p>
-      <w:pPr>
-        <w:spacing w:after="80"/>
-      </w:pPr>
-      <w:r>
-        <w:rPr>
-          <w:rFonts w:ascii="Times New Roman" w:cs="Times New Roman" w:eastAsia="Times New Roman" w:hAnsi="Times New Roman"/>
-          <w:sz w:val="21"/>
-          <w:szCs w:val="21"/>
-        </w:rPr>
-        <w:t xml:space="preserve">8. 8. </w:t>
-      </w:r>
-      <w:r>
-        <w:rPr>
-          <w:rFonts w:ascii="Times New Roman" w:cs="Times New Roman" w:eastAsia="Times New Roman" w:hAnsi="Times New Roman"/>
-          <w:b/>
-          <w:bCs/>
-          <w:sz w:val="21"/>
-          <w:szCs w:val="21"/>
-        </w:rPr>
-        <w:t>BARMANBAY AFİNA</w:t>
-      </w:r>
-      <w:r>
-        <w:rPr>
-          <w:rFonts w:ascii="Times New Roman" w:cs="Times New Roman" w:eastAsia="Times New Roman" w:hAnsi="Times New Roman"/>
-          <w:sz w:val="21"/>
-          <w:szCs w:val="21"/>
-        </w:rPr>
-        <w:t xml:space="preserve"> (2024). ŞAİR AHMED CEVAD’IN BİLİNMEYEN KARS MEKTUPLARI. EUROPEAN CONFERENCES 5th INTERNATIONAL CONFERENCE ON HUMANITY AND SOCIAL SCIENCES, 211- 218. (Tam Metin Bildiri/Sözlü Sunum)</w:t>
-      </w:r>
-    </w:p>
-    <w:p>
-      <w:pPr>
-        <w:spacing w:after="80"/>
-      </w:pPr>
-      <w:r>
-        <w:rPr>
-          <w:rFonts w:ascii="Times New Roman" w:cs="Times New Roman" w:eastAsia="Times New Roman" w:hAnsi="Times New Roman"/>
-          <w:sz w:val="21"/>
-          <w:szCs w:val="21"/>
-        </w:rPr>
-        <w:t xml:space="preserve">9. 9. </w:t>
-      </w:r>
-      <w:r>
-        <w:rPr>
-          <w:rFonts w:ascii="Times New Roman" w:cs="Times New Roman" w:eastAsia="Times New Roman" w:hAnsi="Times New Roman"/>
-          <w:b/>
-          <w:bCs/>
-          <w:sz w:val="21"/>
-          <w:szCs w:val="21"/>
-        </w:rPr>
-        <w:t>BARMANBAY AFİNA</w:t>
-      </w:r>
-      <w:r>
-        <w:rPr>
-          <w:rFonts w:ascii="Times New Roman" w:cs="Times New Roman" w:eastAsia="Times New Roman" w:hAnsi="Times New Roman"/>
-          <w:sz w:val="21"/>
-          <w:szCs w:val="21"/>
-        </w:rPr>
-        <w:t xml:space="preserve"> (2024). BÜYÜCÜ İLE ÇIRAĞI HAKKINDAKİ AZERBAYCAN MASALLARININ VARYANTLARI. EUROPEAN CONFERENCES 5th INTERNATIONAL CONFERENCE ON HUMANITY AND SOCIAL SCIENCES, 219-226. (Tam Metin Bildiri/Sözlü Sunum)</w:t>
-      </w:r>
-    </w:p>
-    <w:p>
-      <w:pPr>
-        <w:spacing w:after="80"/>
-      </w:pPr>
-      <w:r>
-        <w:rPr>
-          <w:rFonts w:ascii="Times New Roman" w:cs="Times New Roman" w:eastAsia="Times New Roman" w:hAnsi="Times New Roman"/>
-          <w:sz w:val="21"/>
-          <w:szCs w:val="21"/>
-        </w:rPr>
-        <w:t xml:space="preserve">10. 10. </w:t>
-      </w:r>
-      <w:r>
-        <w:rPr>
-          <w:rFonts w:ascii="Times New Roman" w:cs="Times New Roman" w:eastAsia="Times New Roman" w:hAnsi="Times New Roman"/>
-          <w:b/>
-          <w:bCs/>
-          <w:sz w:val="21"/>
-          <w:szCs w:val="21"/>
-        </w:rPr>
-        <w:t>BARMANBAY AFİNA</w:t>
-      </w:r>
-      <w:r>
-        <w:rPr>
-          <w:rFonts w:ascii="Times New Roman" w:cs="Times New Roman" w:eastAsia="Times New Roman" w:hAnsi="Times New Roman"/>
-          <w:sz w:val="21"/>
-          <w:szCs w:val="21"/>
-        </w:rPr>
-        <w:t xml:space="preserve"> (2024). “AH VAH” VE “OHHAY İLE EHMED” İSİMLİ AZERBAYCAN MASALLARI ÜZERİNE BİR İNCELEME. I. Bilsel Uluslararası Aspendos Bilimsel Araştırmalar Kongresi, 197-208. (Tam Metin Bildiri/Sözlü Sunum)</w:t>
-      </w:r>
-    </w:p>
-    <w:p>
-      <w:pPr>
-        <w:spacing w:after="80"/>
-      </w:pPr>
-      <w:r>
-        <w:rPr>
-          <w:rFonts w:ascii="Times New Roman" w:cs="Times New Roman" w:eastAsia="Times New Roman" w:hAnsi="Times New Roman"/>
-          <w:sz w:val="21"/>
-          <w:szCs w:val="21"/>
-        </w:rPr>
-        <w:t xml:space="preserve">11. </w:t>
-      </w:r>
-      <w:r>
-        <w:rPr>
-          <w:rFonts w:ascii="Times New Roman" w:cs="Times New Roman" w:eastAsia="Times New Roman" w:hAnsi="Times New Roman"/>
-          <w:b/>
-          <w:bCs/>
-          <w:sz w:val="21"/>
-          <w:szCs w:val="21"/>
-        </w:rPr>
-        <w:t>BARMANBAY AFİNA</w:t>
-      </w:r>
-      <w:r>
-        <w:rPr>
-          <w:rFonts w:ascii="Times New Roman" w:cs="Times New Roman" w:eastAsia="Times New Roman" w:hAnsi="Times New Roman"/>
-          <w:sz w:val="21"/>
-          <w:szCs w:val="21"/>
-        </w:rPr>
         <w:t xml:space="preserve"> (2024). NERİMAN ABDÜLRAHMANLI VE ÖDÜLLÜ HİKÂYESİ “HARABELER ALTINDA HATIRALAR”. I. Bilsel Uluslararası Aspendos Bilimsel Araştırmalar Kongresi, 209-215. (Tam Metin Bildiri/Sözlü Sunum)</w:t>
       </w:r>
     </w:p>
@@ -2567,521 +2517,487 @@
           <w:sz w:val="21"/>
           <w:szCs w:val="21"/>
         </w:rPr>
-        <w:t xml:space="preserve">12. 12. </w:t>
-      </w:r>
-      <w:r>
-        <w:rPr>
-          <w:rFonts w:ascii="Times New Roman" w:cs="Times New Roman" w:eastAsia="Times New Roman" w:hAnsi="Times New Roman"/>
-          <w:b/>
-          <w:bCs/>
-          <w:sz w:val="21"/>
-          <w:szCs w:val="21"/>
-        </w:rPr>
-        <w:t>BARMANBAY AFİNA</w:t>
-      </w:r>
-      <w:r>
-        <w:rPr>
-          <w:rFonts w:ascii="Times New Roman" w:cs="Times New Roman" w:eastAsia="Times New Roman" w:hAnsi="Times New Roman"/>
-          <w:sz w:val="21"/>
-          <w:szCs w:val="21"/>
-        </w:rPr>
-        <w:t xml:space="preserve"> (2023). ŞAİR AHMED CEVAD’IN 1914’TE YAZDIĞI HİKÂYELERİ ÜZERİNE BİR İNCELEME. International Scientific Symposium: "Haydar Aliyev and Türkiye" (Tam Metin Bildiri/Sözlü Sunum)</w:t>
-      </w:r>
-    </w:p>
-    <w:p>
-      <w:pPr>
-        <w:spacing w:after="80"/>
-      </w:pPr>
-      <w:r>
-        <w:rPr>
-          <w:rFonts w:ascii="Times New Roman" w:cs="Times New Roman" w:eastAsia="Times New Roman" w:hAnsi="Times New Roman"/>
-          <w:sz w:val="21"/>
-          <w:szCs w:val="21"/>
-        </w:rPr>
-        <w:t xml:space="preserve">13. 13. </w:t>
-      </w:r>
-      <w:r>
-        <w:rPr>
-          <w:rFonts w:ascii="Times New Roman" w:cs="Times New Roman" w:eastAsia="Times New Roman" w:hAnsi="Times New Roman"/>
-          <w:b/>
-          <w:bCs/>
-          <w:sz w:val="21"/>
-          <w:szCs w:val="21"/>
-        </w:rPr>
-        <w:t>BARMANBAY AFİNA</w:t>
-      </w:r>
-      <w:r>
-        <w:rPr>
-          <w:rFonts w:ascii="Times New Roman" w:cs="Times New Roman" w:eastAsia="Times New Roman" w:hAnsi="Times New Roman"/>
-          <w:sz w:val="21"/>
-          <w:szCs w:val="21"/>
-        </w:rPr>
-        <w:t xml:space="preserve"> (2023). Lirik Ben ve Vatan Karşılaşması. The XXXVI International Scientific Symposium "Multidisciplinary Studies of the Turkish World", 52-56. (Tam Metin Bildiri/Sözlü Sunum)</w:t>
-      </w:r>
-    </w:p>
-    <w:p>
-      <w:pPr>
-        <w:spacing w:after="80"/>
-      </w:pPr>
-      <w:r>
-        <w:rPr>
-          <w:rFonts w:ascii="Times New Roman" w:cs="Times New Roman" w:eastAsia="Times New Roman" w:hAnsi="Times New Roman"/>
-          <w:sz w:val="21"/>
-          <w:szCs w:val="21"/>
-        </w:rPr>
-        <w:t xml:space="preserve">14. 14. </w:t>
-      </w:r>
-      <w:r>
-        <w:rPr>
-          <w:rFonts w:ascii="Times New Roman" w:cs="Times New Roman" w:eastAsia="Times New Roman" w:hAnsi="Times New Roman"/>
-          <w:b/>
-          <w:bCs/>
-          <w:sz w:val="21"/>
-          <w:szCs w:val="21"/>
-        </w:rPr>
-        <w:t>BARMANBAY AFİNA</w:t>
-      </w:r>
-      <w:r>
-        <w:rPr>
-          <w:rFonts w:ascii="Times New Roman" w:cs="Times New Roman" w:eastAsia="Times New Roman" w:hAnsi="Times New Roman"/>
-          <w:sz w:val="21"/>
-          <w:szCs w:val="21"/>
-        </w:rPr>
-        <w:t xml:space="preserve"> (2023). Şair Ağacan ve “Türkiye Seferi"nin Üç Varyantı. 7th International Conference on Social Sciences, 228-237. (Tam Metin Bildiri/Sözlü Sunum)</w:t>
-      </w:r>
-    </w:p>
-    <w:p>
-      <w:pPr>
-        <w:spacing w:after="80"/>
-      </w:pPr>
-      <w:r>
-        <w:rPr>
-          <w:rFonts w:ascii="Times New Roman" w:cs="Times New Roman" w:eastAsia="Times New Roman" w:hAnsi="Times New Roman"/>
-          <w:sz w:val="21"/>
-          <w:szCs w:val="21"/>
-        </w:rPr>
-        <w:t xml:space="preserve">15. 15. </w:t>
-      </w:r>
-      <w:r>
-        <w:rPr>
-          <w:rFonts w:ascii="Times New Roman" w:cs="Times New Roman" w:eastAsia="Times New Roman" w:hAnsi="Times New Roman"/>
-          <w:b/>
-          <w:bCs/>
-          <w:sz w:val="21"/>
-          <w:szCs w:val="21"/>
-        </w:rPr>
-        <w:t>BARMANBAY AFİNA</w:t>
-      </w:r>
-      <w:r>
-        <w:rPr>
-          <w:rFonts w:ascii="Times New Roman" w:cs="Times New Roman" w:eastAsia="Times New Roman" w:hAnsi="Times New Roman"/>
-          <w:sz w:val="21"/>
-          <w:szCs w:val="21"/>
-        </w:rPr>
-        <w:t xml:space="preserve"> (2023). “MEHEMMED’İN KARS SEFERİ” İSİMLİ ÂŞIK RİVAYETİ ÜZERİNE BİR ARAŞTIRMA . 4. International Anatolian Scientific Research Congress, 1365-1372. (Tam Metin Bildiri/Sözlü Sunum)</w:t>
-      </w:r>
-    </w:p>
-    <w:p>
-      <w:pPr>
-        <w:spacing w:after="80"/>
-      </w:pPr>
-      <w:r>
-        <w:rPr>
-          <w:rFonts w:ascii="Times New Roman" w:cs="Times New Roman" w:eastAsia="Times New Roman" w:hAnsi="Times New Roman"/>
-          <w:sz w:val="21"/>
-          <w:szCs w:val="21"/>
-        </w:rPr>
-        <w:t xml:space="preserve">16. 16. </w:t>
-      </w:r>
-      <w:r>
-        <w:rPr>
-          <w:rFonts w:ascii="Times New Roman" w:cs="Times New Roman" w:eastAsia="Times New Roman" w:hAnsi="Times New Roman"/>
-          <w:b/>
-          <w:bCs/>
-          <w:sz w:val="21"/>
-          <w:szCs w:val="21"/>
-        </w:rPr>
-        <w:t>BARMANBAY AFİNA</w:t>
-      </w:r>
-      <w:r>
-        <w:rPr>
-          <w:rFonts w:ascii="Times New Roman" w:cs="Times New Roman" w:eastAsia="Times New Roman" w:hAnsi="Times New Roman"/>
-          <w:sz w:val="21"/>
-          <w:szCs w:val="21"/>
-        </w:rPr>
-        <w:t xml:space="preserve"> (2023). HÜRRİYET ŞAİRİ MEHEMMED HÂDİ’NİN MAKALELERİNDE İSTİKBAL. 4. International Anatolian Scientific Research Congress, 1373-1380. (Tam Metin Bildiri/Sözlü Sunum)</w:t>
-      </w:r>
-    </w:p>
-    <w:p>
-      <w:pPr>
-        <w:spacing w:after="80"/>
-      </w:pPr>
-      <w:r>
-        <w:rPr>
-          <w:rFonts w:ascii="Times New Roman" w:cs="Times New Roman" w:eastAsia="Times New Roman" w:hAnsi="Times New Roman"/>
-          <w:sz w:val="21"/>
-          <w:szCs w:val="21"/>
-        </w:rPr>
-        <w:t xml:space="preserve">17. 17. </w:t>
-      </w:r>
-      <w:r>
-        <w:rPr>
-          <w:rFonts w:ascii="Times New Roman" w:cs="Times New Roman" w:eastAsia="Times New Roman" w:hAnsi="Times New Roman"/>
-          <w:b/>
-          <w:bCs/>
-          <w:sz w:val="21"/>
-          <w:szCs w:val="21"/>
-        </w:rPr>
-        <w:t>BARMANBAY AFİNA</w:t>
-      </w:r>
-      <w:r>
-        <w:rPr>
-          <w:rFonts w:ascii="Times New Roman" w:cs="Times New Roman" w:eastAsia="Times New Roman" w:hAnsi="Times New Roman"/>
-          <w:sz w:val="21"/>
-          <w:szCs w:val="21"/>
-        </w:rPr>
-        <w:t xml:space="preserve"> (2023). Mehemmed Hadi’nin "Arzu-yi Dil" ve “Dilek Ölmez” Şiirleri Üzerine Bir İnceleme. 7th International Conference on Social Sciences, 238-244. (Tam Metin Bildiri/Sözlü Sunum)</w:t>
-      </w:r>
-    </w:p>
-    <w:p>
-      <w:pPr>
-        <w:spacing w:after="80"/>
-      </w:pPr>
-      <w:r>
-        <w:rPr>
-          <w:rFonts w:ascii="Times New Roman" w:cs="Times New Roman" w:eastAsia="Times New Roman" w:hAnsi="Times New Roman"/>
-          <w:sz w:val="21"/>
-          <w:szCs w:val="21"/>
-        </w:rPr>
-        <w:t xml:space="preserve">18. 18. </w:t>
-      </w:r>
-      <w:r>
-        <w:rPr>
-          <w:rFonts w:ascii="Times New Roman" w:cs="Times New Roman" w:eastAsia="Times New Roman" w:hAnsi="Times New Roman"/>
-          <w:b/>
-          <w:bCs/>
-          <w:sz w:val="21"/>
-          <w:szCs w:val="21"/>
-        </w:rPr>
-        <w:t>BARMANBAY AFİNA</w:t>
-      </w:r>
-      <w:r>
-        <w:rPr>
-          <w:rFonts w:ascii="Times New Roman" w:cs="Times New Roman" w:eastAsia="Times New Roman" w:hAnsi="Times New Roman"/>
-          <w:sz w:val="21"/>
-          <w:szCs w:val="21"/>
-        </w:rPr>
-        <w:t xml:space="preserve"> (2021). Sürgündeki Şair Mustafa Ağa Arif ve “Ağlaram” Şiiri. Fifth International Conference on Economics &amp;amp; Social Sciences [IOCESS2021a], 745-757. (Tam Metin Bildiri/Sözlü Sunum)</w:t>
-      </w:r>
-    </w:p>
-    <w:p>
-      <w:pPr>
-        <w:spacing w:after="80"/>
-      </w:pPr>
-      <w:r>
-        <w:rPr>
-          <w:rFonts w:ascii="Times New Roman" w:cs="Times New Roman" w:eastAsia="Times New Roman" w:hAnsi="Times New Roman"/>
-          <w:sz w:val="21"/>
-          <w:szCs w:val="21"/>
-        </w:rPr>
-        <w:t xml:space="preserve">19. 19. </w:t>
-      </w:r>
-      <w:r>
-        <w:rPr>
-          <w:rFonts w:ascii="Times New Roman" w:cs="Times New Roman" w:eastAsia="Times New Roman" w:hAnsi="Times New Roman"/>
-          <w:b/>
-          <w:bCs/>
-          <w:sz w:val="21"/>
-          <w:szCs w:val="21"/>
-        </w:rPr>
-        <w:t>BARMANBAY AFİNA</w:t>
-      </w:r>
-      <w:r>
-        <w:rPr>
-          <w:rFonts w:ascii="Times New Roman" w:cs="Times New Roman" w:eastAsia="Times New Roman" w:hAnsi="Times New Roman"/>
-          <w:sz w:val="21"/>
-          <w:szCs w:val="21"/>
-        </w:rPr>
-        <w:t xml:space="preserve"> (2019). Celil Memmedguluzade’nin Kamança Piyesinde Savaş, Şeref ve Hümanizm Meseleleri. Bilim, Kültür ve Eğitim: 21. Yüzyılda Bilimin Gelişiminin Güncel Sorunları, 30-36. (Tam Metin Bildiri/Sözlü Sunum)</w:t>
-      </w:r>
-    </w:p>
-    <w:p>
-      <w:pPr>
-        <w:spacing w:after="80"/>
-      </w:pPr>
-      <w:r>
-        <w:rPr>
-          <w:rFonts w:ascii="Times New Roman" w:cs="Times New Roman" w:eastAsia="Times New Roman" w:hAnsi="Times New Roman"/>
-          <w:sz w:val="21"/>
-          <w:szCs w:val="21"/>
-        </w:rPr>
-        <w:t xml:space="preserve">20. 20. </w:t>
-      </w:r>
-      <w:r>
-        <w:rPr>
-          <w:rFonts w:ascii="Times New Roman" w:cs="Times New Roman" w:eastAsia="Times New Roman" w:hAnsi="Times New Roman"/>
-          <w:b/>
-          <w:bCs/>
-          <w:sz w:val="21"/>
-          <w:szCs w:val="21"/>
-        </w:rPr>
-        <w:t>BARMANBAY AFİNA</w:t>
-      </w:r>
-      <w:r>
-        <w:rPr>
-          <w:rFonts w:ascii="Times New Roman" w:cs="Times New Roman" w:eastAsia="Times New Roman" w:hAnsi="Times New Roman"/>
-          <w:sz w:val="21"/>
-          <w:szCs w:val="21"/>
-        </w:rPr>
-        <w:t xml:space="preserve"> (2019). Stikhi Na Temu Turana i Turechkoy Armii v Period Azerbaydjanskoy Demokraticheskoy Respubliki. ”Bilim ve Eğitimin Güncel Sorunları” I. Uluslararası Sempozyum, 267-275. (Tam Metin Bildiri/Sözlü Sunum)</w:t>
-      </w:r>
-    </w:p>
-    <w:p>
-      <w:pPr>
-        <w:spacing w:after="80"/>
-      </w:pPr>
-      <w:r>
-        <w:rPr>
-          <w:rFonts w:ascii="Times New Roman" w:cs="Times New Roman" w:eastAsia="Times New Roman" w:hAnsi="Times New Roman"/>
-          <w:sz w:val="21"/>
-          <w:szCs w:val="21"/>
-        </w:rPr>
-        <w:t xml:space="preserve">21. 21. </w:t>
-      </w:r>
-      <w:r>
-        <w:rPr>
-          <w:rFonts w:ascii="Times New Roman" w:cs="Times New Roman" w:eastAsia="Times New Roman" w:hAnsi="Times New Roman"/>
-          <w:b/>
-          <w:bCs/>
-          <w:sz w:val="21"/>
-          <w:szCs w:val="21"/>
-        </w:rPr>
-        <w:t>BARMANBAY AFİNA</w:t>
-      </w:r>
-      <w:r>
-        <w:rPr>
-          <w:rFonts w:ascii="Times New Roman" w:cs="Times New Roman" w:eastAsia="Times New Roman" w:hAnsi="Times New Roman"/>
-          <w:sz w:val="21"/>
-          <w:szCs w:val="21"/>
-        </w:rPr>
-        <w:t xml:space="preserve"> (2019). Celil Memmedguluzade ve Din. ”Bilim ve Eğitimin Güncel Sorunları”. I. Uluslararası Sempozyum, 249-256. (Tam Metin Bildiri/Sözlü Sunum)</w:t>
-      </w:r>
-    </w:p>
-    <w:p>
-      <w:pPr>
-        <w:spacing w:after="80"/>
-      </w:pPr>
-      <w:r>
-        <w:rPr>
-          <w:rFonts w:ascii="Times New Roman" w:cs="Times New Roman" w:eastAsia="Times New Roman" w:hAnsi="Times New Roman"/>
-          <w:sz w:val="21"/>
-          <w:szCs w:val="21"/>
-        </w:rPr>
-        <w:t xml:space="preserve">22. 23. </w:t>
-      </w:r>
-      <w:r>
-        <w:rPr>
-          <w:rFonts w:ascii="Times New Roman" w:cs="Times New Roman" w:eastAsia="Times New Roman" w:hAnsi="Times New Roman"/>
-          <w:b/>
-          <w:bCs/>
-          <w:sz w:val="21"/>
-          <w:szCs w:val="21"/>
-        </w:rPr>
-        <w:t>BARMANBAY AFİNA</w:t>
-      </w:r>
-      <w:r>
-        <w:rPr>
-          <w:rFonts w:ascii="Times New Roman" w:cs="Times New Roman" w:eastAsia="Times New Roman" w:hAnsi="Times New Roman"/>
-          <w:sz w:val="21"/>
-          <w:szCs w:val="21"/>
-        </w:rPr>
-        <w:t xml:space="preserve"> (2018). Azerbaycan Yurt Bilgisi Dergisindeki 28 May Münasibetile Yazılan Megalelerde Edebi Proses. Azerbaycan Elyazmaları Dünya Kitabhanalarında mövzusunda III beynelhalg elmi konfrans, 10-12. (Tam Metin Bildiri/Sözlü Sunum)</w:t>
-      </w:r>
-    </w:p>
-    <w:p>
-      <w:pPr>
-        <w:spacing w:after="80"/>
-      </w:pPr>
-      <w:r>
-        <w:rPr>
-          <w:rFonts w:ascii="Times New Roman" w:cs="Times New Roman" w:eastAsia="Times New Roman" w:hAnsi="Times New Roman"/>
-          <w:sz w:val="21"/>
-          <w:szCs w:val="21"/>
-        </w:rPr>
-        <w:t xml:space="preserve">23. 24. </w:t>
-      </w:r>
-      <w:r>
-        <w:rPr>
-          <w:rFonts w:ascii="Times New Roman" w:cs="Times New Roman" w:eastAsia="Times New Roman" w:hAnsi="Times New Roman"/>
-          <w:b/>
-          <w:bCs/>
-          <w:sz w:val="21"/>
-          <w:szCs w:val="21"/>
-        </w:rPr>
-        <w:t>BARMANBAY AFİNA</w:t>
-      </w:r>
-      <w:r>
-        <w:rPr>
-          <w:rFonts w:ascii="Times New Roman" w:cs="Times New Roman" w:eastAsia="Times New Roman" w:hAnsi="Times New Roman"/>
-          <w:sz w:val="21"/>
-          <w:szCs w:val="21"/>
-        </w:rPr>
-        <w:t xml:space="preserve"> (2018). Azerbaycan Yurt Bilgisi Dergisindeki 28 Mayıs 1918 Anısına Yazılmış Makalelerde Cumhuriyetin Edebi - Tarihi İzleri. 100. Yılında Azerbaycan Cumhuriyeti Uluslararası Kongresi, 19-29. (Tam Metin Bildiri/Sözlü Sunum)</w:t>
-      </w:r>
-    </w:p>
-    <w:p>
-      <w:pPr>
-        <w:spacing w:after="80"/>
-      </w:pPr>
-      <w:r>
-        <w:rPr>
-          <w:rFonts w:ascii="Times New Roman" w:cs="Times New Roman" w:eastAsia="Times New Roman" w:hAnsi="Times New Roman"/>
-          <w:sz w:val="21"/>
-          <w:szCs w:val="21"/>
-        </w:rPr>
-        <w:t xml:space="preserve">24. 25. </w:t>
-      </w:r>
-      <w:r>
-        <w:rPr>
-          <w:rFonts w:ascii="Times New Roman" w:cs="Times New Roman" w:eastAsia="Times New Roman" w:hAnsi="Times New Roman"/>
-          <w:b/>
-          <w:bCs/>
-          <w:sz w:val="21"/>
-          <w:szCs w:val="21"/>
-        </w:rPr>
-        <w:t>BARMANBAY AFİNA</w:t>
-      </w:r>
-      <w:r>
-        <w:rPr>
-          <w:rFonts w:ascii="Times New Roman" w:cs="Times New Roman" w:eastAsia="Times New Roman" w:hAnsi="Times New Roman"/>
-          <w:sz w:val="21"/>
-          <w:szCs w:val="21"/>
-        </w:rPr>
-        <w:t xml:space="preserve"> (2018). Mühacirlerin 28 May Xatirelerinde Azerbaycanın Müstegilliyine Geden Yol. Gafgazda dövletlerarası münasibetler: 100 il evvel ve müasir dövr, 1, 50-55. (Tam Metin Bildiri/Sözlü Sunum)</w:t>
-      </w:r>
-    </w:p>
-    <w:p>
-      <w:pPr>
-        <w:spacing w:after="80"/>
-      </w:pPr>
-      <w:r>
-        <w:rPr>
-          <w:rFonts w:ascii="Times New Roman" w:cs="Times New Roman" w:eastAsia="Times New Roman" w:hAnsi="Times New Roman"/>
-          <w:sz w:val="21"/>
-          <w:szCs w:val="21"/>
-        </w:rPr>
-        <w:t xml:space="preserve">25. 26. </w:t>
-      </w:r>
-      <w:r>
-        <w:rPr>
-          <w:rFonts w:ascii="Times New Roman" w:cs="Times New Roman" w:eastAsia="Times New Roman" w:hAnsi="Times New Roman"/>
-          <w:b/>
-          <w:bCs/>
-          <w:sz w:val="21"/>
-          <w:szCs w:val="21"/>
-        </w:rPr>
-        <w:t>BARMANBAY AFİNA</w:t>
-      </w:r>
-      <w:r>
-        <w:rPr>
-          <w:rFonts w:ascii="Times New Roman" w:cs="Times New Roman" w:eastAsia="Times New Roman" w:hAnsi="Times New Roman"/>
-          <w:sz w:val="21"/>
-          <w:szCs w:val="21"/>
-        </w:rPr>
-        <w:t xml:space="preserve"> (2018). 100. Yılında İblis Piyesinde Turan ve Şark Meselesi. Azerbaycan Cumhuriyeti - 100: Müslüman Doğu’da ilk Parlamentli Cumhuriyet, 671-675. (Tam Metin Bildiri/Sözlü Sunum)</w:t>
-      </w:r>
-    </w:p>
-    <w:p>
-      <w:pPr>
-        <w:spacing w:after="80"/>
-      </w:pPr>
-      <w:r>
-        <w:rPr>
-          <w:rFonts w:ascii="Times New Roman" w:cs="Times New Roman" w:eastAsia="Times New Roman" w:hAnsi="Times New Roman"/>
-          <w:sz w:val="21"/>
-          <w:szCs w:val="21"/>
-        </w:rPr>
-        <w:t xml:space="preserve">26. 27. </w:t>
-      </w:r>
-      <w:r>
-        <w:rPr>
-          <w:rFonts w:ascii="Times New Roman" w:cs="Times New Roman" w:eastAsia="Times New Roman" w:hAnsi="Times New Roman"/>
-          <w:b/>
-          <w:bCs/>
-          <w:sz w:val="21"/>
-          <w:szCs w:val="21"/>
-        </w:rPr>
-        <w:t>BARMANBAY AFİNA</w:t>
-      </w:r>
-      <w:r>
-        <w:rPr>
-          <w:rFonts w:ascii="Times New Roman" w:cs="Times New Roman" w:eastAsia="Times New Roman" w:hAnsi="Times New Roman"/>
-          <w:sz w:val="21"/>
-          <w:szCs w:val="21"/>
-        </w:rPr>
-        <w:t xml:space="preserve"> (2017). Karabağlı Sarı Aşık Aslen Nerelidir?. I.Uluslararası Kafkasya Halk Kültürü Kongresi, 1, 214-223. (Tam Metin Bildiri/Sözlü Sunum)</w:t>
-      </w:r>
-    </w:p>
-    <w:p>
-      <w:pPr>
-        <w:spacing w:after="80"/>
-      </w:pPr>
-      <w:r>
-        <w:rPr>
-          <w:rFonts w:ascii="Times New Roman" w:cs="Times New Roman" w:eastAsia="Times New Roman" w:hAnsi="Times New Roman"/>
-          <w:sz w:val="21"/>
-          <w:szCs w:val="21"/>
-        </w:rPr>
-        <w:t xml:space="preserve">27. 28. </w:t>
-      </w:r>
-      <w:r>
-        <w:rPr>
-          <w:rFonts w:ascii="Times New Roman" w:cs="Times New Roman" w:eastAsia="Times New Roman" w:hAnsi="Times New Roman"/>
-          <w:b/>
-          <w:bCs/>
-          <w:sz w:val="21"/>
-          <w:szCs w:val="21"/>
-        </w:rPr>
-        <w:t>BARMANBAY AFİNA</w:t>
-      </w:r>
-      <w:r>
-        <w:rPr>
-          <w:rFonts w:ascii="Times New Roman" w:cs="Times New Roman" w:eastAsia="Times New Roman" w:hAnsi="Times New Roman"/>
-          <w:sz w:val="21"/>
-          <w:szCs w:val="21"/>
-        </w:rPr>
-        <w:t xml:space="preserve"> (2016). Azerbaycan Edebi Tenkit Tarihinde İstiklal Mücadelesinin İlk İzleri. 2016 Hoca Ahmet Yesevi Yılı Anısına Uluslararası Türk Dünyası Eğitim Bilimleri ve Sosyal Bilimler Kongresi, 3, 55-62. (Tam Metin Bildiri/Sözlü Sunum)</w:t>
-      </w:r>
-    </w:p>
-    <w:p>
-      <w:pPr>
-        <w:spacing w:after="80"/>
-      </w:pPr>
-      <w:r>
-        <w:rPr>
-          <w:rFonts w:ascii="Times New Roman" w:cs="Times New Roman" w:eastAsia="Times New Roman" w:hAnsi="Times New Roman"/>
-          <w:sz w:val="21"/>
-          <w:szCs w:val="21"/>
-        </w:rPr>
-        <w:t xml:space="preserve">28. 29. </w:t>
-      </w:r>
-      <w:r>
-        <w:rPr>
-          <w:rFonts w:ascii="Times New Roman" w:cs="Times New Roman" w:eastAsia="Times New Roman" w:hAnsi="Times New Roman"/>
-          <w:b/>
-          <w:bCs/>
-          <w:sz w:val="21"/>
-          <w:szCs w:val="21"/>
-        </w:rPr>
-        <w:t>BARMANBAY AFİNA</w:t>
-      </w:r>
-      <w:r>
-        <w:rPr>
-          <w:rFonts w:ascii="Times New Roman" w:cs="Times New Roman" w:eastAsia="Times New Roman" w:hAnsi="Times New Roman"/>
-          <w:sz w:val="21"/>
-          <w:szCs w:val="21"/>
-        </w:rPr>
-        <w:t xml:space="preserve"> (2016). Azerbaycan Yurd Bilgisi dergisinde Türk Halglarının Azadlıg Mübarizesinin Bedii Eksi. Türkoloji Elmi-Medeni Hereketde Ortag Deyerler ve Yeni Çağırışlar, 2, 342-342. (Özet Bildiri/Sözlü Sunum)</w:t>
+        <w:t>12. BARMANBAY AFİNA (2023). ŞAİR AHMED CEVAD’IN 1914’TE YAZDIĞI HİKÂYELERİ ÜZERİNE BİR İNCELEME. International Scientific Symposium: "Haydar Aliyev and Türkiye" (Tam Metin Bildiri/Sözlü Sunum)</w:t>
+      </w:r>
+      <w:r>
+        <w:rPr>
+          <w:rFonts w:ascii="Times New Roman" w:cs="Times New Roman" w:eastAsia="Times New Roman" w:hAnsi="Times New Roman"/>
+          <w:b/>
+          <w:bCs/>
+          <w:sz w:val="21"/>
+          <w:szCs w:val="21"/>
+        </w:rPr>
+      </w:r>
+      <w:r>
+        <w:rPr>
+          <w:rFonts w:ascii="Times New Roman" w:cs="Times New Roman" w:eastAsia="Times New Roman" w:hAnsi="Times New Roman"/>
+          <w:sz w:val="21"/>
+          <w:szCs w:val="21"/>
+        </w:rPr>
+      </w:r>
+    </w:p>
+    <w:p>
+      <w:pPr>
+        <w:spacing w:after="80"/>
+      </w:pPr>
+      <w:r>
+        <w:rPr>
+          <w:rFonts w:ascii="Times New Roman" w:cs="Times New Roman" w:eastAsia="Times New Roman" w:hAnsi="Times New Roman"/>
+          <w:sz w:val="21"/>
+          <w:szCs w:val="21"/>
+        </w:rPr>
+        <w:t>13. BARMANBAY AFİNA (2023). Lirik Ben ve Vatan Karşılaşması. The XXXVI International Scientific Symposium "Multidisciplinary Studies of the Turkish World", 52-56. (Tam Metin Bildiri/Sözlü Sunum)</w:t>
+      </w:r>
+      <w:r>
+        <w:rPr>
+          <w:rFonts w:ascii="Times New Roman" w:cs="Times New Roman" w:eastAsia="Times New Roman" w:hAnsi="Times New Roman"/>
+          <w:b/>
+          <w:bCs/>
+          <w:sz w:val="21"/>
+          <w:szCs w:val="21"/>
+        </w:rPr>
+      </w:r>
+      <w:r>
+        <w:rPr>
+          <w:rFonts w:ascii="Times New Roman" w:cs="Times New Roman" w:eastAsia="Times New Roman" w:hAnsi="Times New Roman"/>
+          <w:sz w:val="21"/>
+          <w:szCs w:val="21"/>
+        </w:rPr>
+      </w:r>
+    </w:p>
+    <w:p>
+      <w:pPr>
+        <w:spacing w:after="80"/>
+      </w:pPr>
+      <w:r>
+        <w:rPr>
+          <w:rFonts w:ascii="Times New Roman" w:cs="Times New Roman" w:eastAsia="Times New Roman" w:hAnsi="Times New Roman"/>
+          <w:sz w:val="21"/>
+          <w:szCs w:val="21"/>
+        </w:rPr>
+        <w:t>14. BARMANBAY AFİNA (2023). Şair Ağacan ve “Türkiye Seferi"nin Üç Varyantı. 7th International Conference on Social Sciences, 228-237. (Tam Metin Bildiri/Sözlü Sunum)</w:t>
+      </w:r>
+      <w:r>
+        <w:rPr>
+          <w:rFonts w:ascii="Times New Roman" w:cs="Times New Roman" w:eastAsia="Times New Roman" w:hAnsi="Times New Roman"/>
+          <w:b/>
+          <w:bCs/>
+          <w:sz w:val="21"/>
+          <w:szCs w:val="21"/>
+        </w:rPr>
+      </w:r>
+      <w:r>
+        <w:rPr>
+          <w:rFonts w:ascii="Times New Roman" w:cs="Times New Roman" w:eastAsia="Times New Roman" w:hAnsi="Times New Roman"/>
+          <w:sz w:val="21"/>
+          <w:szCs w:val="21"/>
+        </w:rPr>
+      </w:r>
+    </w:p>
+    <w:p>
+      <w:pPr>
+        <w:spacing w:after="80"/>
+      </w:pPr>
+      <w:r>
+        <w:rPr>
+          <w:rFonts w:ascii="Times New Roman" w:cs="Times New Roman" w:eastAsia="Times New Roman" w:hAnsi="Times New Roman"/>
+          <w:sz w:val="21"/>
+          <w:szCs w:val="21"/>
+        </w:rPr>
+        <w:t>15. BARMANBAY AFİNA (2023). “MEHEMMED’İN KARS SEFERİ” İSİMLİ ÂŞIK RİVAYETİ ÜZERİNE BİR ARAŞTIRMA. 4. International Anatolian Scientific Research Congress, 1365-1372. (Tam Metin Bildiri/Sözlü Sunum)</w:t>
+      </w:r>
+      <w:r>
+        <w:rPr>
+          <w:rFonts w:ascii="Times New Roman" w:cs="Times New Roman" w:eastAsia="Times New Roman" w:hAnsi="Times New Roman"/>
+          <w:b/>
+          <w:bCs/>
+          <w:sz w:val="21"/>
+          <w:szCs w:val="21"/>
+        </w:rPr>
+      </w:r>
+      <w:r>
+        <w:rPr>
+          <w:rFonts w:ascii="Times New Roman" w:cs="Times New Roman" w:eastAsia="Times New Roman" w:hAnsi="Times New Roman"/>
+          <w:sz w:val="21"/>
+          <w:szCs w:val="21"/>
+        </w:rPr>
+      </w:r>
+    </w:p>
+    <w:p>
+      <w:pPr>
+        <w:spacing w:after="80"/>
+      </w:pPr>
+      <w:r>
+        <w:rPr>
+          <w:rFonts w:ascii="Times New Roman" w:cs="Times New Roman" w:eastAsia="Times New Roman" w:hAnsi="Times New Roman"/>
+          <w:sz w:val="21"/>
+          <w:szCs w:val="21"/>
+        </w:rPr>
+        <w:t>16. BARMANBAY AFİNA (2023). HÜRRİYET ŞAİRİ MEHEMMED HÂDİ’NİN MAKALELERİNDE İSTİKBAL. 4. International Anatolian Scientific Research Congress, 1373-1380. (Tam Metin Bildiri/Sözlü Sunum)</w:t>
+      </w:r>
+      <w:r>
+        <w:rPr>
+          <w:rFonts w:ascii="Times New Roman" w:cs="Times New Roman" w:eastAsia="Times New Roman" w:hAnsi="Times New Roman"/>
+          <w:b/>
+          <w:bCs/>
+          <w:sz w:val="21"/>
+          <w:szCs w:val="21"/>
+        </w:rPr>
+      </w:r>
+      <w:r>
+        <w:rPr>
+          <w:rFonts w:ascii="Times New Roman" w:cs="Times New Roman" w:eastAsia="Times New Roman" w:hAnsi="Times New Roman"/>
+          <w:sz w:val="21"/>
+          <w:szCs w:val="21"/>
+        </w:rPr>
+      </w:r>
+    </w:p>
+    <w:p>
+      <w:pPr>
+        <w:spacing w:after="80"/>
+      </w:pPr>
+      <w:r>
+        <w:rPr>
+          <w:rFonts w:ascii="Times New Roman" w:cs="Times New Roman" w:eastAsia="Times New Roman" w:hAnsi="Times New Roman"/>
+          <w:sz w:val="21"/>
+          <w:szCs w:val="21"/>
+        </w:rPr>
+        <w:t>17. BARMANBAY AFİNA (2023). Mehemmed Hadi’nin "Arzu-yi Dil" ve “Dilek Ölmez” Şiirleri Üzerine Bir İnceleme. 7th International Conference on Social Sciences, 238-244. (Tam Metin Bildiri/Sözlü Sunum)</w:t>
+      </w:r>
+      <w:r>
+        <w:rPr>
+          <w:rFonts w:ascii="Times New Roman" w:cs="Times New Roman" w:eastAsia="Times New Roman" w:hAnsi="Times New Roman"/>
+          <w:b/>
+          <w:bCs/>
+          <w:sz w:val="21"/>
+          <w:szCs w:val="21"/>
+        </w:rPr>
+      </w:r>
+      <w:r>
+        <w:rPr>
+          <w:rFonts w:ascii="Times New Roman" w:cs="Times New Roman" w:eastAsia="Times New Roman" w:hAnsi="Times New Roman"/>
+          <w:sz w:val="21"/>
+          <w:szCs w:val="21"/>
+        </w:rPr>
+      </w:r>
+    </w:p>
+    <w:p>
+      <w:pPr>
+        <w:spacing w:after="80"/>
+      </w:pPr>
+      <w:r>
+        <w:rPr>
+          <w:rFonts w:ascii="Times New Roman" w:cs="Times New Roman" w:eastAsia="Times New Roman" w:hAnsi="Times New Roman"/>
+          <w:sz w:val="21"/>
+          <w:szCs w:val="21"/>
+        </w:rPr>
+        <w:t>18. BARMANBAY AFİNA (2021). Sürgündeki Şair Mustafa Ağa Arif ve “Ağlaram” Şiiri. Fifth International Conference on Economics &amp;amp; Social Sciences [IOCESS2021a], 745-757. (Tam Metin Bildiri/Sözlü Sunum)</w:t>
+      </w:r>
+      <w:r>
+        <w:rPr>
+          <w:rFonts w:ascii="Times New Roman" w:cs="Times New Roman" w:eastAsia="Times New Roman" w:hAnsi="Times New Roman"/>
+          <w:b/>
+          <w:bCs/>
+          <w:sz w:val="21"/>
+          <w:szCs w:val="21"/>
+        </w:rPr>
+      </w:r>
+      <w:r>
+        <w:rPr>
+          <w:rFonts w:ascii="Times New Roman" w:cs="Times New Roman" w:eastAsia="Times New Roman" w:hAnsi="Times New Roman"/>
+          <w:sz w:val="21"/>
+          <w:szCs w:val="21"/>
+        </w:rPr>
+      </w:r>
+    </w:p>
+    <w:p>
+      <w:pPr>
+        <w:spacing w:after="80"/>
+      </w:pPr>
+      <w:r>
+        <w:rPr>
+          <w:rFonts w:ascii="Times New Roman" w:cs="Times New Roman" w:eastAsia="Times New Roman" w:hAnsi="Times New Roman"/>
+          <w:sz w:val="21"/>
+          <w:szCs w:val="21"/>
+        </w:rPr>
+        <w:t>19. BARMANBAY AFİNA (2019). Celil Memmedguluzade’nin Kamança Piyesinde Savaş, Şeref ve Hümanizm Meseleleri. Bilim, Kültür ve Eğitim: 21. Yüzyılda Bilimin Gelişiminin Güncel Sorunları, 30-36. (Tam Metin Bildiri/Sözlü Sunum)</w:t>
+      </w:r>
+      <w:r>
+        <w:rPr>
+          <w:rFonts w:ascii="Times New Roman" w:cs="Times New Roman" w:eastAsia="Times New Roman" w:hAnsi="Times New Roman"/>
+          <w:b/>
+          <w:bCs/>
+          <w:sz w:val="21"/>
+          <w:szCs w:val="21"/>
+        </w:rPr>
+      </w:r>
+      <w:r>
+        <w:rPr>
+          <w:rFonts w:ascii="Times New Roman" w:cs="Times New Roman" w:eastAsia="Times New Roman" w:hAnsi="Times New Roman"/>
+          <w:sz w:val="21"/>
+          <w:szCs w:val="21"/>
+        </w:rPr>
+      </w:r>
+    </w:p>
+    <w:p>
+      <w:pPr>
+        <w:spacing w:after="80"/>
+      </w:pPr>
+      <w:r>
+        <w:rPr>
+          <w:rFonts w:ascii="Times New Roman" w:cs="Times New Roman" w:eastAsia="Times New Roman" w:hAnsi="Times New Roman"/>
+          <w:sz w:val="21"/>
+          <w:szCs w:val="21"/>
+        </w:rPr>
+        <w:t>20. BARMANBAY AFİNA (2019). Stikhi Na Temu Turana i Turechkoy Armii v Period Azerbaydjanskoy Demokraticheskoy Respubliki. ”Bilim ve Eğitimin Güncel Sorunları” I. Uluslararası Sempozyum, 267-275. (Tam Metin Bildiri/Sözlü Sunum)</w:t>
+      </w:r>
+      <w:r>
+        <w:rPr>
+          <w:rFonts w:ascii="Times New Roman" w:cs="Times New Roman" w:eastAsia="Times New Roman" w:hAnsi="Times New Roman"/>
+          <w:b/>
+          <w:bCs/>
+          <w:sz w:val="21"/>
+          <w:szCs w:val="21"/>
+        </w:rPr>
+      </w:r>
+      <w:r>
+        <w:rPr>
+          <w:rFonts w:ascii="Times New Roman" w:cs="Times New Roman" w:eastAsia="Times New Roman" w:hAnsi="Times New Roman"/>
+          <w:sz w:val="21"/>
+          <w:szCs w:val="21"/>
+        </w:rPr>
+      </w:r>
+    </w:p>
+    <w:p>
+      <w:pPr>
+        <w:spacing w:after="80"/>
+      </w:pPr>
+      <w:r>
+        <w:rPr>
+          <w:rFonts w:ascii="Times New Roman" w:cs="Times New Roman" w:eastAsia="Times New Roman" w:hAnsi="Times New Roman"/>
+          <w:sz w:val="21"/>
+          <w:szCs w:val="21"/>
+        </w:rPr>
+        <w:t>21. BARMANBAY AFİNA (2019). Celil Memmedguluzade ve Din. ”Bilim ve Eğitimin Güncel Sorunları”. I. Uluslararası Sempozyum, 249-256. (Tam Metin Bildiri/Sözlü Sunum)</w:t>
+      </w:r>
+      <w:r>
+        <w:rPr>
+          <w:rFonts w:ascii="Times New Roman" w:cs="Times New Roman" w:eastAsia="Times New Roman" w:hAnsi="Times New Roman"/>
+          <w:b/>
+          <w:bCs/>
+          <w:sz w:val="21"/>
+          <w:szCs w:val="21"/>
+        </w:rPr>
+      </w:r>
+      <w:r>
+        <w:rPr>
+          <w:rFonts w:ascii="Times New Roman" w:cs="Times New Roman" w:eastAsia="Times New Roman" w:hAnsi="Times New Roman"/>
+          <w:sz w:val="21"/>
+          <w:szCs w:val="21"/>
+        </w:rPr>
+      </w:r>
+    </w:p>
+    <w:p>
+      <w:pPr>
+        <w:spacing w:after="80"/>
+      </w:pPr>
+      <w:r>
+        <w:rPr>
+          <w:rFonts w:ascii="Times New Roman" w:cs="Times New Roman" w:eastAsia="Times New Roman" w:hAnsi="Times New Roman"/>
+          <w:sz w:val="21"/>
+          <w:szCs w:val="21"/>
+        </w:rPr>
+        <w:t>22. BARMANBAY AFİNA (2018). Azerbaycan Yurt Bilgisi Dergisindeki 28 May Münasibetile Yazılan Megalelerde Edebi Proses. Azerbaycan Elyazmaları Dünya Kitabhanalarında mövzusunda III beynelhalg elmi konfrans, 10-12. (Tam Metin Bildiri/Sözlü Sunum)</w:t>
+      </w:r>
+      <w:r>
+        <w:rPr>
+          <w:rFonts w:ascii="Times New Roman" w:cs="Times New Roman" w:eastAsia="Times New Roman" w:hAnsi="Times New Roman"/>
+          <w:b/>
+          <w:bCs/>
+          <w:sz w:val="21"/>
+          <w:szCs w:val="21"/>
+        </w:rPr>
+      </w:r>
+      <w:r>
+        <w:rPr>
+          <w:rFonts w:ascii="Times New Roman" w:cs="Times New Roman" w:eastAsia="Times New Roman" w:hAnsi="Times New Roman"/>
+          <w:sz w:val="21"/>
+          <w:szCs w:val="21"/>
+        </w:rPr>
+      </w:r>
+    </w:p>
+    <w:p>
+      <w:pPr>
+        <w:spacing w:after="80"/>
+      </w:pPr>
+      <w:r>
+        <w:rPr>
+          <w:rFonts w:ascii="Times New Roman" w:cs="Times New Roman" w:eastAsia="Times New Roman" w:hAnsi="Times New Roman"/>
+          <w:sz w:val="21"/>
+          <w:szCs w:val="21"/>
+        </w:rPr>
+        <w:t>23. BARMANBAY AFİNA (2018). Azerbaycan Yurt Bilgisi Dergisindeki 28 Mayıs 1918 Anısına Yazılmış Makalelerde Cumhuriyetin Edebi - Tarihi İzleri. 100. Yılında Azerbaycan Cumhuriyeti Uluslararası Kongresi, 19-29. (Tam Metin Bildiri/Sözlü Sunum)</w:t>
+      </w:r>
+      <w:r>
+        <w:rPr>
+          <w:rFonts w:ascii="Times New Roman" w:cs="Times New Roman" w:eastAsia="Times New Roman" w:hAnsi="Times New Roman"/>
+          <w:b/>
+          <w:bCs/>
+          <w:sz w:val="21"/>
+          <w:szCs w:val="21"/>
+        </w:rPr>
+      </w:r>
+      <w:r>
+        <w:rPr>
+          <w:rFonts w:ascii="Times New Roman" w:cs="Times New Roman" w:eastAsia="Times New Roman" w:hAnsi="Times New Roman"/>
+          <w:sz w:val="21"/>
+          <w:szCs w:val="21"/>
+        </w:rPr>
+      </w:r>
+    </w:p>
+    <w:p>
+      <w:pPr>
+        <w:spacing w:after="80"/>
+      </w:pPr>
+      <w:r>
+        <w:rPr>
+          <w:rFonts w:ascii="Times New Roman" w:cs="Times New Roman" w:eastAsia="Times New Roman" w:hAnsi="Times New Roman"/>
+          <w:sz w:val="21"/>
+          <w:szCs w:val="21"/>
+        </w:rPr>
+        <w:t>24. BARMANBAY AFİNA (2018). Mühacirlerin 28 May Xatirelerinde Azerbaycanın Müstegilliyine Geden Yol. Gafgazda dövletlerarası münasibetler: 100 il evvel ve müasir dövr, 1, 50-55. (Tam Metin Bildiri/Sözlü Sunum)</w:t>
+      </w:r>
+      <w:r>
+        <w:rPr>
+          <w:rFonts w:ascii="Times New Roman" w:cs="Times New Roman" w:eastAsia="Times New Roman" w:hAnsi="Times New Roman"/>
+          <w:b/>
+          <w:bCs/>
+          <w:sz w:val="21"/>
+          <w:szCs w:val="21"/>
+        </w:rPr>
+      </w:r>
+      <w:r>
+        <w:rPr>
+          <w:rFonts w:ascii="Times New Roman" w:cs="Times New Roman" w:eastAsia="Times New Roman" w:hAnsi="Times New Roman"/>
+          <w:sz w:val="21"/>
+          <w:szCs w:val="21"/>
+        </w:rPr>
+      </w:r>
+    </w:p>
+    <w:p>
+      <w:pPr>
+        <w:spacing w:after="80"/>
+      </w:pPr>
+      <w:r>
+        <w:rPr>
+          <w:rFonts w:ascii="Times New Roman" w:cs="Times New Roman" w:eastAsia="Times New Roman" w:hAnsi="Times New Roman"/>
+          <w:sz w:val="21"/>
+          <w:szCs w:val="21"/>
+        </w:rPr>
+        <w:t>25. BARMANBAY AFİNA (2018). 100. Yılında İblis Piyesinde Turan ve Şark Meselesi. Azerbaycan Cumhuriyeti - 100: Müslüman Doğu’da ilk Parlamentli Cumhuriyet, 671-675. (Tam Metin Bildiri/Sözlü Sunum)</w:t>
+      </w:r>
+      <w:r>
+        <w:rPr>
+          <w:rFonts w:ascii="Times New Roman" w:cs="Times New Roman" w:eastAsia="Times New Roman" w:hAnsi="Times New Roman"/>
+          <w:b/>
+          <w:bCs/>
+          <w:sz w:val="21"/>
+          <w:szCs w:val="21"/>
+        </w:rPr>
+      </w:r>
+      <w:r>
+        <w:rPr>
+          <w:rFonts w:ascii="Times New Roman" w:cs="Times New Roman" w:eastAsia="Times New Roman" w:hAnsi="Times New Roman"/>
+          <w:sz w:val="21"/>
+          <w:szCs w:val="21"/>
+        </w:rPr>
+      </w:r>
+    </w:p>
+    <w:p>
+      <w:pPr>
+        <w:spacing w:after="80"/>
+      </w:pPr>
+      <w:r>
+        <w:rPr>
+          <w:rFonts w:ascii="Times New Roman" w:cs="Times New Roman" w:eastAsia="Times New Roman" w:hAnsi="Times New Roman"/>
+          <w:sz w:val="21"/>
+          <w:szCs w:val="21"/>
+        </w:rPr>
+        <w:t>26. BARMANBAY AFİNA (2017). Karabağlı Sarı Aşık Aslen Nerelidir?. I.Uluslararası Kafkasya Halk Kültürü Kongresi, 1, 214-223. (Tam Metin Bildiri/Sözlü Sunum)</w:t>
+      </w:r>
+      <w:r>
+        <w:rPr>
+          <w:rFonts w:ascii="Times New Roman" w:cs="Times New Roman" w:eastAsia="Times New Roman" w:hAnsi="Times New Roman"/>
+          <w:b/>
+          <w:bCs/>
+          <w:sz w:val="21"/>
+          <w:szCs w:val="21"/>
+        </w:rPr>
+      </w:r>
+      <w:r>
+        <w:rPr>
+          <w:rFonts w:ascii="Times New Roman" w:cs="Times New Roman" w:eastAsia="Times New Roman" w:hAnsi="Times New Roman"/>
+          <w:sz w:val="21"/>
+          <w:szCs w:val="21"/>
+        </w:rPr>
+      </w:r>
+    </w:p>
+    <w:p>
+      <w:pPr>
+        <w:spacing w:after="80"/>
+      </w:pPr>
+      <w:r>
+        <w:rPr>
+          <w:rFonts w:ascii="Times New Roman" w:cs="Times New Roman" w:eastAsia="Times New Roman" w:hAnsi="Times New Roman"/>
+          <w:sz w:val="21"/>
+          <w:szCs w:val="21"/>
+        </w:rPr>
+        <w:t>27. BARMANBAY AFİNA (2016). Azerbaycan Edebi Tenkit Tarihinde İstiklal Mücadelesinin İlk İzleri. 2016 Hoca Ahmet Yesevi Yılı Anısına Uluslararası Türk Dünyası Eğitim Bilimleri ve Sosyal Bilimler Kongresi, 3, 55-62. (Tam Metin Bildiri/Sözlü Sunum)</w:t>
+      </w:r>
+      <w:r>
+        <w:rPr>
+          <w:rFonts w:ascii="Times New Roman" w:cs="Times New Roman" w:eastAsia="Times New Roman" w:hAnsi="Times New Roman"/>
+          <w:b/>
+          <w:bCs/>
+          <w:sz w:val="21"/>
+          <w:szCs w:val="21"/>
+        </w:rPr>
+      </w:r>
+      <w:r>
+        <w:rPr>
+          <w:rFonts w:ascii="Times New Roman" w:cs="Times New Roman" w:eastAsia="Times New Roman" w:hAnsi="Times New Roman"/>
+          <w:sz w:val="21"/>
+          <w:szCs w:val="21"/>
+        </w:rPr>
+      </w:r>
+    </w:p>
+    <w:p>
+      <w:pPr>
+        <w:spacing w:after="80"/>
+      </w:pPr>
+      <w:r>
+        <w:rPr>
+          <w:rFonts w:ascii="Times New Roman" w:cs="Times New Roman" w:eastAsia="Times New Roman" w:hAnsi="Times New Roman"/>
+          <w:sz w:val="21"/>
+          <w:szCs w:val="21"/>
+        </w:rPr>
+        <w:t>28. BARMANBAY AFİNA (2016). Azerbaycan Yurd Bilgisi dergisinde Türk Halglarının Azadlıg Mübarizesinin Bedii Eksi. Türkoloji Elmi-Medeni Hereketde Ortag Deyerler ve Yeni Çağırışlar, 2, 342-342. (Özet Bildiri/Sözlü Sunum)</w:t>
+      </w:r>
+      <w:r>
+        <w:rPr>
+          <w:rFonts w:ascii="Times New Roman" w:cs="Times New Roman" w:eastAsia="Times New Roman" w:hAnsi="Times New Roman"/>
+          <w:b/>
+          <w:bCs/>
+          <w:sz w:val="21"/>
+          <w:szCs w:val="21"/>
+        </w:rPr>
+      </w:r>
+      <w:r>
+        <w:rPr>
+          <w:rFonts w:ascii="Times New Roman" w:cs="Times New Roman" w:eastAsia="Times New Roman" w:hAnsi="Times New Roman"/>
+          <w:sz w:val="21"/>
+          <w:szCs w:val="21"/>
+        </w:rPr>
       </w:r>
     </w:p>
     <w:p>
@@ -3563,7 +3479,7 @@
                 <w:sz w:val="21"/>
                 <w:szCs w:val="21"/>
               </w:rPr>
-              <w:t>Tamamlanmış adlı dissertasiyalar CV-dədir, o cümlədən Əli və Nino, İlyas Əfəndiyev və Azərbaycan atalar sözləri</w:t>
+              <w:t>Tamamlanmış adlı dissertasiyalar -dədir, o cümlədən Əli və Nino, İlyas Əfəndiyev və Azərbaycan atalar sözləri</w:t>
             </w:r>
           </w:p>
         </w:tc>
